--- a/lab-b/AI1-LB-gr3-Droma-Wojciech.docx
+++ b/lab-b/AI1-LB-gr3-Droma-Wojciech.docx
@@ -1805,14 +1805,12 @@
         </w:rPr>
         <w:t xml:space="preserve"> i zaktualizuj pola. Następnie uruchom ten dokument ponownie lub </w:t>
       </w:r>
-      <w:proofErr w:type="spellStart"/>
       <w:r>
         <w:rPr>
           <w:rStyle w:val="inline-code"/>
         </w:rPr>
         <w:t>Ctrl+A</w:t>
       </w:r>
-      <w:proofErr w:type="spellEnd"/>
       <w:r>
         <w:rPr>
           <w:lang w:val="pl-PL"/>
@@ -2086,21 +2084,7 @@
         <w:rPr>
           <w:lang w:val="pl-PL"/>
         </w:rPr>
-        <w:t xml:space="preserve">wpisy na liście zapisują się do </w:t>
-      </w:r>
-      <w:proofErr w:type="spellStart"/>
-      <w:r>
-        <w:rPr>
-          <w:lang w:val="pl-PL"/>
-        </w:rPr>
-        <w:t>Local</w:t>
-      </w:r>
-      <w:proofErr w:type="spellEnd"/>
-      <w:r>
-        <w:rPr>
-          <w:lang w:val="pl-PL"/>
-        </w:rPr>
-        <w:t xml:space="preserve"> Storage</w:t>
+        <w:t>wpisy na liście zapisują się do Local Storage</w:t>
       </w:r>
     </w:p>
     <w:p>
@@ -2118,42 +2102,20 @@
         <w:rPr>
           <w:lang w:val="pl-PL"/>
         </w:rPr>
-        <w:t xml:space="preserve">po odświeżeniu strony lista wypełnia się wpisami z </w:t>
-      </w:r>
-      <w:proofErr w:type="spellStart"/>
-      <w:r>
-        <w:rPr>
-          <w:lang w:val="pl-PL"/>
-        </w:rPr>
-        <w:t>Local</w:t>
-      </w:r>
-      <w:proofErr w:type="spellEnd"/>
-      <w:r>
-        <w:rPr>
-          <w:lang w:val="pl-PL"/>
-        </w:rPr>
-        <w:t xml:space="preserve"> Storage</w:t>
-      </w:r>
-    </w:p>
-    <w:p>
-      <w:pPr>
-        <w:rPr>
-          <w:lang w:val="pl-PL"/>
-        </w:rPr>
-      </w:pPr>
-      <w:proofErr w:type="spellStart"/>
-      <w:r>
-        <w:rPr>
-          <w:lang w:val="pl-PL"/>
-        </w:rPr>
-        <w:t>Mockupy</w:t>
-      </w:r>
-      <w:proofErr w:type="spellEnd"/>
-      <w:r>
-        <w:rPr>
-          <w:lang w:val="pl-PL"/>
-        </w:rPr>
-        <w:t>:</w:t>
+        <w:t>po odświeżeniu strony lista wypełnia się wpisami z Local Storage</w:t>
+      </w:r>
+    </w:p>
+    <w:p>
+      <w:pPr>
+        <w:rPr>
+          <w:lang w:val="pl-PL"/>
+        </w:rPr>
+      </w:pPr>
+      <w:r>
+        <w:rPr>
+          <w:lang w:val="pl-PL"/>
+        </w:rPr>
+        <w:t>Mockupy:</w:t>
       </w:r>
     </w:p>
     <w:p>
@@ -2526,43 +2488,21 @@
         <w:rPr>
           <w:lang w:val="pl-PL"/>
         </w:rPr>
-        <w:t xml:space="preserve">Klasa </w:t>
-      </w:r>
-      <w:proofErr w:type="spellStart"/>
-      <w:r>
-        <w:rPr>
-          <w:lang w:val="pl-PL"/>
-        </w:rPr>
-        <w:t>Todo</w:t>
+        <w:t>Klasa Todo</w:t>
       </w:r>
       <w:bookmarkEnd w:id="9"/>
-      <w:proofErr w:type="spellEnd"/>
-    </w:p>
-    <w:p>
-      <w:pPr>
-        <w:rPr>
-          <w:lang w:val="pl-PL"/>
-        </w:rPr>
-      </w:pPr>
-      <w:r>
-        <w:rPr>
-          <w:lang w:val="pl-PL"/>
-        </w:rPr>
-        <w:t xml:space="preserve">Pierwszym instynktem może być chęć dodania </w:t>
-      </w:r>
-      <w:proofErr w:type="spellStart"/>
-      <w:r>
-        <w:rPr>
-          <w:lang w:val="pl-PL"/>
-        </w:rPr>
-        <w:t>zachowań</w:t>
-      </w:r>
-      <w:proofErr w:type="spellEnd"/>
-      <w:r>
-        <w:rPr>
-          <w:lang w:val="pl-PL"/>
-        </w:rPr>
-        <w:t xml:space="preserve"> bezpośrednio do elementów listy</w:t>
+    </w:p>
+    <w:p>
+      <w:pPr>
+        <w:rPr>
+          <w:lang w:val="pl-PL"/>
+        </w:rPr>
+      </w:pPr>
+      <w:r>
+        <w:rPr>
+          <w:lang w:val="pl-PL"/>
+        </w:rPr>
+        <w:t>Pierwszym instynktem może być chęć dodania zachowań bezpośrednio do elementów listy</w:t>
       </w:r>
       <w:r>
         <w:rPr>
@@ -2606,183 +2546,123 @@
         <w:rPr>
           <w:lang w:val="pl-PL"/>
         </w:rPr>
-        <w:t xml:space="preserve">Najlepszym sposobem rozwiązania tego laboratorium jest utworzenie klasy </w:t>
-      </w:r>
-      <w:proofErr w:type="spellStart"/>
-      <w:r>
-        <w:rPr>
-          <w:lang w:val="pl-PL"/>
-        </w:rPr>
-        <w:t>Todo</w:t>
-      </w:r>
-      <w:proofErr w:type="spellEnd"/>
-      <w:r>
-        <w:rPr>
-          <w:lang w:val="pl-PL"/>
-        </w:rPr>
-        <w:t xml:space="preserve"> (albo po prostu obiektu z kilkoma metodami). Bez względu na przyjętą strategię, należy w tym nowoutworzonym bycie utworzyć tablicę </w:t>
-      </w:r>
-      <w:proofErr w:type="spellStart"/>
+        <w:t xml:space="preserve">Najlepszym sposobem rozwiązania tego laboratorium jest utworzenie klasy Todo (albo po prostu obiektu z kilkoma metodami). Bez względu na przyjętą strategię, należy w tym nowoutworzonym bycie utworzyć tablicę </w:t>
+      </w:r>
       <w:r>
         <w:rPr>
           <w:rStyle w:val="inline-code"/>
         </w:rPr>
         <w:t>tasks</w:t>
       </w:r>
-      <w:proofErr w:type="spellEnd"/>
       <w:r>
         <w:rPr>
           <w:lang w:val="pl-PL"/>
         </w:rPr>
         <w:t xml:space="preserve"> oraz metodę </w:t>
       </w:r>
-      <w:proofErr w:type="spellStart"/>
       <w:r>
         <w:rPr>
           <w:rStyle w:val="inline-code"/>
         </w:rPr>
-        <w:t>draw</w:t>
-      </w:r>
-      <w:proofErr w:type="spellEnd"/>
+        <w:t>draw()</w:t>
+      </w:r>
+      <w:r>
+        <w:rPr>
+          <w:lang w:val="pl-PL"/>
+        </w:rPr>
+        <w:t xml:space="preserve">, która wyczyści </w:t>
+      </w:r>
       <w:r>
         <w:rPr>
           <w:rStyle w:val="inline-code"/>
         </w:rPr>
-        <w:t>()</w:t>
-      </w:r>
-      <w:r>
-        <w:rPr>
-          <w:lang w:val="pl-PL"/>
-        </w:rPr>
-        <w:t xml:space="preserve">, która wyczyści </w:t>
+        <w:t>div</w:t>
+      </w:r>
+      <w:r>
+        <w:rPr>
+          <w:lang w:val="pl-PL"/>
+        </w:rPr>
+        <w:t xml:space="preserve"> z obecną wizualizacją zadań do zrobienia i wygeneruje ją na nowo na podstawie tablicy </w:t>
       </w:r>
       <w:r>
         <w:rPr>
           <w:rStyle w:val="inline-code"/>
         </w:rPr>
-        <w:t>div</w:t>
-      </w:r>
-      <w:r>
-        <w:rPr>
-          <w:lang w:val="pl-PL"/>
-        </w:rPr>
-        <w:t xml:space="preserve"> z obecną wizualizacją zadań do zrobienia i wygeneruje ją na nowo na podstawie tablicy </w:t>
-      </w:r>
-      <w:proofErr w:type="spellStart"/>
+        <w:t>tasks</w:t>
+      </w:r>
+      <w:r>
+        <w:rPr>
+          <w:lang w:val="pl-PL"/>
+        </w:rPr>
+        <w:t>.</w:t>
+      </w:r>
+    </w:p>
+    <w:p>
+      <w:pPr>
+        <w:rPr>
+          <w:lang w:val="pl-PL"/>
+        </w:rPr>
+      </w:pPr>
+      <w:r>
+        <w:rPr>
+          <w:lang w:val="pl-PL"/>
+        </w:rPr>
+        <w:t xml:space="preserve">W celu sprawdzenia poprawności działania, najlepiej dostać się do tablicy </w:t>
+      </w:r>
       <w:r>
         <w:rPr>
           <w:rStyle w:val="inline-code"/>
         </w:rPr>
         <w:t>tasks</w:t>
       </w:r>
-      <w:proofErr w:type="spellEnd"/>
-      <w:r>
-        <w:rPr>
-          <w:lang w:val="pl-PL"/>
-        </w:rPr>
-        <w:t>.</w:t>
-      </w:r>
-    </w:p>
-    <w:p>
-      <w:pPr>
-        <w:rPr>
-          <w:lang w:val="pl-PL"/>
-        </w:rPr>
-      </w:pPr>
-      <w:r>
-        <w:rPr>
-          <w:lang w:val="pl-PL"/>
-        </w:rPr>
-        <w:t xml:space="preserve">W celu sprawdzenia poprawności działania, najlepiej dostać się do tablicy </w:t>
-      </w:r>
-      <w:proofErr w:type="spellStart"/>
+      <w:r>
+        <w:rPr>
+          <w:lang w:val="pl-PL"/>
+        </w:rPr>
+        <w:t xml:space="preserve"> i edytować jej zawartość, po czym ręcznie wywołać metodę </w:t>
+      </w:r>
       <w:r>
         <w:rPr>
           <w:rStyle w:val="inline-code"/>
         </w:rPr>
+        <w:t>draw()</w:t>
+      </w:r>
+      <w:r>
+        <w:rPr>
+          <w:lang w:val="pl-PL"/>
+        </w:rPr>
+        <w:t>. Jeśli zawartość listy wyrenderuje się na nowo poprawnie – możemy iść dalej!</w:t>
+      </w:r>
+    </w:p>
+    <w:p>
+      <w:pPr>
+        <w:rPr>
+          <w:lang w:val="pl-PL"/>
+        </w:rPr>
+      </w:pPr>
+      <w:r>
+        <w:rPr>
+          <w:lang w:val="pl-PL"/>
+        </w:rPr>
+        <w:t xml:space="preserve">Zaimplementuj dodawanie, usuwanie, edycję pozycji listy – wszystko modyfikujące tablicę </w:t>
+      </w:r>
+      <w:r>
+        <w:rPr>
+          <w:rStyle w:val="inline-code"/>
+        </w:rPr>
         <w:t>tasks</w:t>
       </w:r>
-      <w:proofErr w:type="spellEnd"/>
-      <w:r>
-        <w:rPr>
-          <w:lang w:val="pl-PL"/>
-        </w:rPr>
-        <w:t xml:space="preserve"> i edytować jej zawartość, po czym ręcznie wywołać metodę </w:t>
-      </w:r>
-      <w:proofErr w:type="spellStart"/>
+      <w:r>
+        <w:rPr>
+          <w:lang w:val="pl-PL"/>
+        </w:rPr>
+        <w:t xml:space="preserve"> i wywołujące na koniec metodę </w:t>
+      </w:r>
       <w:r>
         <w:rPr>
           <w:rStyle w:val="inline-code"/>
         </w:rPr>
-        <w:t>draw</w:t>
-      </w:r>
-      <w:proofErr w:type="spellEnd"/>
-      <w:r>
-        <w:rPr>
-          <w:rStyle w:val="inline-code"/>
-        </w:rPr>
-        <w:t>()</w:t>
-      </w:r>
-      <w:r>
-        <w:rPr>
-          <w:lang w:val="pl-PL"/>
-        </w:rPr>
-        <w:t xml:space="preserve">. Jeśli zawartość listy </w:t>
-      </w:r>
-      <w:proofErr w:type="spellStart"/>
-      <w:r>
-        <w:rPr>
-          <w:lang w:val="pl-PL"/>
-        </w:rPr>
-        <w:t>wyrenderuje</w:t>
-      </w:r>
-      <w:proofErr w:type="spellEnd"/>
-      <w:r>
-        <w:rPr>
-          <w:lang w:val="pl-PL"/>
-        </w:rPr>
-        <w:t xml:space="preserve"> się na nowo poprawnie – możemy iść dalej!</w:t>
-      </w:r>
-    </w:p>
-    <w:p>
-      <w:pPr>
-        <w:rPr>
-          <w:lang w:val="pl-PL"/>
-        </w:rPr>
-      </w:pPr>
-      <w:r>
-        <w:rPr>
-          <w:lang w:val="pl-PL"/>
-        </w:rPr>
-        <w:t xml:space="preserve">Zaimplementuj dodawanie, usuwanie, edycję pozycji listy – wszystko modyfikujące tablicę </w:t>
-      </w:r>
-      <w:proofErr w:type="spellStart"/>
-      <w:r>
-        <w:rPr>
-          <w:rStyle w:val="inline-code"/>
-        </w:rPr>
-        <w:t>tasks</w:t>
-      </w:r>
-      <w:proofErr w:type="spellEnd"/>
-      <w:r>
-        <w:rPr>
-          <w:lang w:val="pl-PL"/>
-        </w:rPr>
-        <w:t xml:space="preserve"> i wywołujące na koniec metodę </w:t>
-      </w:r>
-      <w:proofErr w:type="spellStart"/>
-      <w:r>
-        <w:rPr>
-          <w:rStyle w:val="inline-code"/>
-        </w:rPr>
-        <w:t>draw</w:t>
-      </w:r>
-      <w:proofErr w:type="spellEnd"/>
-      <w:r>
-        <w:rPr>
-          <w:rStyle w:val="inline-code"/>
-        </w:rPr>
-        <w:t>()</w:t>
+        <w:t>draw()</w:t>
       </w:r>
       <w:r>
         <w:rPr>
@@ -3569,99 +3449,21 @@
         <w:rPr>
           <w:lang w:val="pl-PL"/>
         </w:rPr>
-        <w:t xml:space="preserve">Odczyt / Zapis </w:t>
-      </w:r>
-      <w:proofErr w:type="spellStart"/>
-      <w:r>
-        <w:rPr>
-          <w:lang w:val="pl-PL"/>
-        </w:rPr>
-        <w:t>LocalStorage</w:t>
+        <w:t>Odczyt / Zapis LocalStorage</w:t>
       </w:r>
       <w:bookmarkEnd w:id="13"/>
-      <w:proofErr w:type="spellEnd"/>
-    </w:p>
-    <w:p>
-      <w:pPr>
-        <w:rPr>
-          <w:lang w:val="pl-PL"/>
-        </w:rPr>
-      </w:pPr>
-      <w:r>
-        <w:rPr>
-          <w:lang w:val="pl-PL"/>
-        </w:rPr>
-        <w:t xml:space="preserve">Zastosowanie klasy </w:t>
-      </w:r>
-      <w:proofErr w:type="spellStart"/>
-      <w:r>
-        <w:rPr>
-          <w:lang w:val="pl-PL"/>
-        </w:rPr>
-        <w:t>Todo</w:t>
-      </w:r>
-      <w:proofErr w:type="spellEnd"/>
-      <w:r>
-        <w:rPr>
-          <w:lang w:val="pl-PL"/>
-        </w:rPr>
-        <w:t xml:space="preserve"> w realizacji tego laboratorium pozwala w bardzo łatwy sposób odczytywać i zapisywać stan listy do pamięci przeglądarki. Wystarczy </w:t>
-      </w:r>
-      <w:proofErr w:type="spellStart"/>
-      <w:r>
-        <w:rPr>
-          <w:lang w:val="pl-PL"/>
-        </w:rPr>
-        <w:t>serializacja</w:t>
-      </w:r>
-      <w:proofErr w:type="spellEnd"/>
-      <w:r>
-        <w:rPr>
-          <w:lang w:val="pl-PL"/>
-        </w:rPr>
-        <w:t xml:space="preserve"> / </w:t>
-      </w:r>
-      <w:proofErr w:type="spellStart"/>
-      <w:r>
-        <w:rPr>
-          <w:lang w:val="pl-PL"/>
-        </w:rPr>
-        <w:t>deserializacja</w:t>
-      </w:r>
-      <w:proofErr w:type="spellEnd"/>
-      <w:r>
-        <w:rPr>
-          <w:lang w:val="pl-PL"/>
-        </w:rPr>
-        <w:t xml:space="preserve"> za pomocą </w:t>
-      </w:r>
-      <w:proofErr w:type="spellStart"/>
-      <w:r>
-        <w:rPr>
-          <w:lang w:val="pl-PL"/>
-        </w:rPr>
-        <w:t>JSON.parse</w:t>
-      </w:r>
-      <w:proofErr w:type="spellEnd"/>
-      <w:r>
-        <w:rPr>
-          <w:lang w:val="pl-PL"/>
-        </w:rPr>
-        <w:t xml:space="preserve">() i </w:t>
-      </w:r>
-      <w:proofErr w:type="spellStart"/>
-      <w:r>
-        <w:rPr>
-          <w:lang w:val="pl-PL"/>
-        </w:rPr>
-        <w:t>JSON.stringify</w:t>
-      </w:r>
-      <w:proofErr w:type="spellEnd"/>
-      <w:r>
-        <w:rPr>
-          <w:lang w:val="pl-PL"/>
-        </w:rPr>
-        <w:t>().</w:t>
+    </w:p>
+    <w:p>
+      <w:pPr>
+        <w:rPr>
+          <w:lang w:val="pl-PL"/>
+        </w:rPr>
+      </w:pPr>
+      <w:r>
+        <w:rPr>
+          <w:lang w:val="pl-PL"/>
+        </w:rPr>
+        <w:t>Zastosowanie klasy Todo w realizacji tego laboratorium pozwala w bardzo łatwy sposób odczytywać i zapisywać stan listy do pamięci przeglądarki. Wystarczy serializacja / deserializacja za pomocą JSON.parse() i JSON.stringify().</w:t>
       </w:r>
     </w:p>
     <w:p>
@@ -3669,23 +3471,7 @@
         <w:pStyle w:val="Zadanie"/>
       </w:pPr>
       <w:r>
-        <w:t xml:space="preserve">Wstaw zrzuty ekranu przedstawiające wygląd listy i zawartość </w:t>
-      </w:r>
-      <w:proofErr w:type="spellStart"/>
-      <w:r>
-        <w:t>local</w:t>
-      </w:r>
-      <w:proofErr w:type="spellEnd"/>
-      <w:r>
-        <w:t xml:space="preserve"> </w:t>
-      </w:r>
-      <w:proofErr w:type="spellStart"/>
-      <w:r>
-        <w:t>storage</w:t>
-      </w:r>
-      <w:proofErr w:type="spellEnd"/>
-      <w:r>
-        <w:t xml:space="preserve"> gdy na liście są pewne zadania:</w:t>
+        <w:t>Wstaw zrzuty ekranu przedstawiające wygląd listy i zawartość local storage gdy na liście są pewne zadania:</w:t>
       </w:r>
     </w:p>
     <w:p>
@@ -3817,39 +3603,7 @@
         <w:pStyle w:val="Zadanie"/>
       </w:pPr>
       <w:r>
-        <w:t xml:space="preserve">Wstaw zrzuty ekranu przedstawiające wygląd listy i zawartość </w:t>
-      </w:r>
-      <w:proofErr w:type="spellStart"/>
-      <w:r>
-        <w:t>local</w:t>
-      </w:r>
-      <w:proofErr w:type="spellEnd"/>
-      <w:r>
-        <w:t xml:space="preserve"> </w:t>
-      </w:r>
-      <w:proofErr w:type="spellStart"/>
-      <w:r>
-        <w:t>storage</w:t>
-      </w:r>
-      <w:proofErr w:type="spellEnd"/>
-      <w:r>
-        <w:t xml:space="preserve"> po dodaniu nowej pozycji listy. Upewnij się, że widoczne w </w:t>
-      </w:r>
-      <w:proofErr w:type="spellStart"/>
-      <w:r>
-        <w:t>local</w:t>
-      </w:r>
-      <w:proofErr w:type="spellEnd"/>
-      <w:r>
-        <w:t xml:space="preserve"> </w:t>
-      </w:r>
-      <w:proofErr w:type="spellStart"/>
-      <w:r>
-        <w:t>storage</w:t>
-      </w:r>
-      <w:proofErr w:type="spellEnd"/>
-      <w:r>
-        <w:t xml:space="preserve"> są dane dotyczące nowego zadania:</w:t>
+        <w:t>Wstaw zrzuty ekranu przedstawiające wygląd listy i zawartość local storage po dodaniu nowej pozycji listy. Upewnij się, że widoczne w local storage są dane dotyczące nowego zadania:</w:t>
       </w:r>
     </w:p>
     <w:p>
@@ -4071,21 +3825,7 @@
         <w:rPr>
           <w:lang w:val="pl-PL"/>
         </w:rPr>
-        <w:t xml:space="preserve">Na koniec zostało filtrowanie wyników. Proponowanym podejściem do tego tematu jest umieszczenie w klasie </w:t>
-      </w:r>
-      <w:proofErr w:type="spellStart"/>
-      <w:r>
-        <w:rPr>
-          <w:lang w:val="pl-PL"/>
-        </w:rPr>
-        <w:t>Todo</w:t>
-      </w:r>
-      <w:proofErr w:type="spellEnd"/>
-      <w:r>
-        <w:rPr>
-          <w:lang w:val="pl-PL"/>
-        </w:rPr>
-        <w:t xml:space="preserve"> właściwości </w:t>
+        <w:t xml:space="preserve">Na koniec zostało filtrowanie wyników. Proponowanym podejściem do tego tematu jest umieszczenie w klasie Todo właściwości </w:t>
       </w:r>
       <w:r>
         <w:rPr>
@@ -4099,28 +3839,24 @@
         </w:rPr>
         <w:t xml:space="preserve"> – frazy wyszukiwanej przez użytkownika. Następnie można utworzyć metodę </w:t>
       </w:r>
-      <w:proofErr w:type="spellStart"/>
       <w:r>
         <w:rPr>
           <w:rStyle w:val="inline-code"/>
         </w:rPr>
         <w:t>getFilteredTasks</w:t>
       </w:r>
-      <w:proofErr w:type="spellEnd"/>
       <w:r>
         <w:rPr>
           <w:lang w:val="pl-PL"/>
         </w:rPr>
         <w:t xml:space="preserve">, albo getter </w:t>
       </w:r>
-      <w:proofErr w:type="spellStart"/>
       <w:r>
         <w:rPr>
           <w:rStyle w:val="inline-code"/>
         </w:rPr>
         <w:t>filteredTasks</w:t>
       </w:r>
-      <w:proofErr w:type="spellEnd"/>
       <w:r>
         <w:rPr>
           <w:lang w:val="pl-PL"/>
@@ -4133,33 +3869,23 @@
         </w:rPr>
         <w:t xml:space="preserve"> te elementy tablicy </w:t>
       </w:r>
-      <w:proofErr w:type="spellStart"/>
       <w:r>
         <w:rPr>
           <w:rStyle w:val="inline-code"/>
         </w:rPr>
         <w:t>tasks</w:t>
       </w:r>
-      <w:proofErr w:type="spellEnd"/>
       <w:r>
         <w:rPr>
           <w:lang w:val="pl-PL"/>
         </w:rPr>
         <w:t xml:space="preserve">, które odpowiadają zapytaniu. Można użyć funkcji wyższego rzędu </w:t>
       </w:r>
-      <w:proofErr w:type="spellStart"/>
       <w:r>
         <w:rPr>
           <w:rStyle w:val="inline-code"/>
         </w:rPr>
-        <w:t>filter</w:t>
-      </w:r>
-      <w:proofErr w:type="spellEnd"/>
-      <w:r>
-        <w:rPr>
-          <w:rStyle w:val="inline-code"/>
-        </w:rPr>
-        <w:t>()</w:t>
+        <w:t>filter()</w:t>
       </w:r>
       <w:r>
         <w:rPr>
@@ -4562,15 +4288,7 @@
       <w:bookmarkStart w:id="15" w:name="_Toc146283472"/>
       <w:bookmarkStart w:id="16" w:name="_Toc180046702"/>
       <w:r>
-        <w:t xml:space="preserve">Commit </w:t>
-      </w:r>
-      <w:proofErr w:type="spellStart"/>
-      <w:r>
-        <w:t>projektu</w:t>
-      </w:r>
-      <w:proofErr w:type="spellEnd"/>
-      <w:r>
-        <w:t xml:space="preserve"> do GIT</w:t>
+        <w:t>Commit projektu do GIT</w:t>
       </w:r>
       <w:bookmarkEnd w:id="15"/>
       <w:bookmarkEnd w:id="16"/>
@@ -4581,33 +4299,11 @@
           <w:lang w:val="pl-PL"/>
         </w:rPr>
       </w:pPr>
-      <w:proofErr w:type="spellStart"/>
-      <w:r>
-        <w:rPr>
-          <w:lang w:val="pl-PL"/>
-        </w:rPr>
-        <w:t>Zacommituj</w:t>
-      </w:r>
-      <w:proofErr w:type="spellEnd"/>
-      <w:r>
-        <w:rPr>
-          <w:lang w:val="pl-PL"/>
-        </w:rPr>
-        <w:t xml:space="preserve"> i </w:t>
-      </w:r>
-      <w:proofErr w:type="spellStart"/>
-      <w:r>
-        <w:rPr>
-          <w:lang w:val="pl-PL"/>
-        </w:rPr>
-        <w:t>pushnij</w:t>
-      </w:r>
-      <w:proofErr w:type="spellEnd"/>
-      <w:r>
-        <w:rPr>
-          <w:lang w:val="pl-PL"/>
-        </w:rPr>
-        <w:t xml:space="preserve"> </w:t>
+      <w:r>
+        <w:rPr>
+          <w:lang w:val="pl-PL"/>
+        </w:rPr>
+        <w:t xml:space="preserve">Zacommituj i pushnij </w:t>
       </w:r>
       <w:r>
         <w:rPr>
@@ -4638,21 +4334,7 @@
         <w:rPr>
           <w:lang w:val="pl-PL"/>
         </w:rPr>
-        <w:t xml:space="preserve">obrze się wysłało. Jeśli tak, to z poziomu przeglądarki utwórz </w:t>
-      </w:r>
-      <w:proofErr w:type="spellStart"/>
-      <w:r>
-        <w:rPr>
-          <w:lang w:val="pl-PL"/>
-        </w:rPr>
-        <w:t>branch</w:t>
-      </w:r>
-      <w:proofErr w:type="spellEnd"/>
-      <w:r>
-        <w:rPr>
-          <w:lang w:val="pl-PL"/>
-        </w:rPr>
-        <w:t xml:space="preserve"> o nazwie </w:t>
+        <w:t xml:space="preserve">obrze się wysłało. Jeśli tak, to z poziomu przeglądarki utwórz branch o nazwie </w:t>
       </w:r>
       <w:r>
         <w:rPr>
@@ -4679,15 +4361,7 @@
       </w:pPr>
       <w:r>
         <w:lastRenderedPageBreak/>
-        <w:t xml:space="preserve">Podaj link do </w:t>
-      </w:r>
-      <w:proofErr w:type="spellStart"/>
-      <w:r>
-        <w:t>brancha</w:t>
-      </w:r>
-      <w:proofErr w:type="spellEnd"/>
-      <w:r>
-        <w:t xml:space="preserve"> </w:t>
+        <w:t xml:space="preserve">Podaj link do brancha </w:t>
       </w:r>
       <w:r>
         <w:rPr>
@@ -4709,6 +4383,9 @@
       <w:pPr>
         <w:pStyle w:val="Zadanie"/>
       </w:pPr>
+      <w:r>
+        <w:t>https://github.com/Wojtuch566/Aplikacje-Internetowe-1/tree/lab-b</w:t>
+      </w:r>
     </w:p>
     <w:p>
       <w:pPr>
@@ -7418,6 +7095,15 @@
 </file>
 
 <file path=customXml/item1.xml><?xml version="1.0" encoding="utf-8"?>
+<?mso-contentType ?>
+<FormTemplates xmlns="http://schemas.microsoft.com/sharepoint/v3/contenttype/forms">
+  <Display>DocumentLibraryForm</Display>
+  <Edit>DocumentLibraryForm</Edit>
+  <New>DocumentLibraryForm</New>
+</FormTemplates>
+</file>
+
+<file path=customXml/item2.xml><?xml version="1.0" encoding="utf-8"?>
 <ct:contentTypeSchema xmlns:ct="http://schemas.microsoft.com/office/2006/metadata/contentType" xmlns:ma="http://schemas.microsoft.com/office/2006/metadata/properties/metaAttributes" ct:_="" ma:_="" ma:contentTypeName="Dokument" ma:contentTypeID="0x0101001BC44405AC7C2C44B8020FC3397C08FA" ma:contentTypeVersion="5" ma:contentTypeDescription="Utwórz nowy dokument." ma:contentTypeScope="" ma:versionID="97cc567c797193b3bdbfde5bbb7e5f24">
   <xsd:schema xmlns:xsd="http://www.w3.org/2001/XMLSchema" xmlns:xs="http://www.w3.org/2001/XMLSchema" xmlns:p="http://schemas.microsoft.com/office/2006/metadata/properties" xmlns:ns2="39eae624-dce2-4ca1-9525-a899f2494d11" targetNamespace="http://schemas.microsoft.com/office/2006/metadata/properties" ma:root="true" ma:fieldsID="441f60f4a0ff9a3b9f81f00754db7456" ns2:_="">
     <xsd:import namespace="39eae624-dce2-4ca1-9525-a899f2494d11"/>
@@ -7567,20 +7253,7 @@
 </ct:contentTypeSchema>
 </file>
 
-<file path=customXml/item2.xml><?xml version="1.0" encoding="utf-8"?>
-<?mso-contentType ?>
-<FormTemplates xmlns="http://schemas.microsoft.com/sharepoint/v3/contenttype/forms">
-  <Display>DocumentLibraryForm</Display>
-  <Edit>DocumentLibraryForm</Edit>
-  <New>DocumentLibraryForm</New>
-</FormTemplates>
-</file>
-
 <file path=customXml/item3.xml><?xml version="1.0" encoding="utf-8"?>
-<b:Sources xmlns:b="http://schemas.openxmlformats.org/officeDocument/2006/bibliography" xmlns="http://schemas.openxmlformats.org/officeDocument/2006/bibliography" SelectedStyle="\APASixthEditionOfficeOnline.xsl" StyleName="APA" Version="6"/>
-</file>
-
-<file path=customXml/item4.xml><?xml version="1.0" encoding="utf-8"?>
 <p:properties xmlns:p="http://schemas.microsoft.com/office/2006/metadata/properties" xmlns:xsi="http://www.w3.org/2001/XMLSchema-instance" xmlns:pc="http://schemas.microsoft.com/office/infopath/2007/PartnerControls">
   <documentManagement>
     <ReferenceId xmlns="39eae624-dce2-4ca1-9525-a899f2494d11" xsi:nil="true"/>
@@ -7588,7 +7261,19 @@
 </p:properties>
 </file>
 
+<file path=customXml/item4.xml><?xml version="1.0" encoding="utf-8"?>
+<b:Sources xmlns:b="http://schemas.openxmlformats.org/officeDocument/2006/bibliography" xmlns="http://schemas.openxmlformats.org/officeDocument/2006/bibliography" SelectedStyle="\APASixthEditionOfficeOnline.xsl" StyleName="APA" Version="6"/>
+</file>
+
 <file path=customXml/itemProps1.xml><?xml version="1.0" encoding="utf-8"?>
+<ds:datastoreItem xmlns:ds="http://schemas.openxmlformats.org/officeDocument/2006/customXml" ds:itemID="{69A94C35-3303-403A-93B2-0F98A513714C}">
+  <ds:schemaRefs>
+    <ds:schemaRef ds:uri="http://schemas.microsoft.com/sharepoint/v3/contenttype/forms"/>
+  </ds:schemaRefs>
+</ds:datastoreItem>
+</file>
+
+<file path=customXml/itemProps2.xml><?xml version="1.0" encoding="utf-8"?>
 <ds:datastoreItem xmlns:ds="http://schemas.openxmlformats.org/officeDocument/2006/customXml" ds:itemID="{E5A7F73A-7BA0-4FCE-9082-20EA4B3EEC5B}">
   <ds:schemaRefs>
     <ds:schemaRef ds:uri="http://schemas.microsoft.com/office/2006/metadata/contentType"/>
@@ -7606,23 +7291,7 @@
 </ds:datastoreItem>
 </file>
 
-<file path=customXml/itemProps2.xml><?xml version="1.0" encoding="utf-8"?>
-<ds:datastoreItem xmlns:ds="http://schemas.openxmlformats.org/officeDocument/2006/customXml" ds:itemID="{69A94C35-3303-403A-93B2-0F98A513714C}">
-  <ds:schemaRefs>
-    <ds:schemaRef ds:uri="http://schemas.microsoft.com/sharepoint/v3/contenttype/forms"/>
-  </ds:schemaRefs>
-</ds:datastoreItem>
-</file>
-
 <file path=customXml/itemProps3.xml><?xml version="1.0" encoding="utf-8"?>
-<ds:datastoreItem xmlns:ds="http://schemas.openxmlformats.org/officeDocument/2006/customXml" ds:itemID="{7D0AD95B-5C2D-47ED-95C0-987634CE19FD}">
-  <ds:schemaRefs>
-    <ds:schemaRef ds:uri="http://schemas.openxmlformats.org/officeDocument/2006/bibliography"/>
-  </ds:schemaRefs>
-</ds:datastoreItem>
-</file>
-
-<file path=customXml/itemProps4.xml><?xml version="1.0" encoding="utf-8"?>
 <ds:datastoreItem xmlns:ds="http://schemas.openxmlformats.org/officeDocument/2006/customXml" ds:itemID="{C6890507-C7E4-486E-9BF3-EA4FBBA7D31E}">
   <ds:schemaRefs>
     <ds:schemaRef ds:uri="http://schemas.microsoft.com/office/2006/metadata/properties"/>
@@ -7630,4 +7299,12 @@
     <ds:schemaRef ds:uri="39eae624-dce2-4ca1-9525-a899f2494d11"/>
   </ds:schemaRefs>
 </ds:datastoreItem>
+</file>
+
+<file path=customXml/itemProps4.xml><?xml version="1.0" encoding="utf-8"?>
+<ds:datastoreItem xmlns:ds="http://schemas.openxmlformats.org/officeDocument/2006/customXml" ds:itemID="{7D0AD95B-5C2D-47ED-95C0-987634CE19FD}">
+  <ds:schemaRefs>
+    <ds:schemaRef ds:uri="http://schemas.openxmlformats.org/officeDocument/2006/bibliography"/>
+  </ds:schemaRefs>
+</ds:datastoreItem>
 </file>
--- a/lab-b/AI1-LB-gr3-Droma-Wojciech.docx
+++ b/lab-b/AI1-LB-gr3-Droma-Wojciech.docx
@@ -276,7 +276,7 @@
               <w:rPr>
                 <w:lang w:val="pl-PL"/>
               </w:rPr>
-              <w:t>1-333</w:t>
+              <w:t>1-3</w:t>
             </w:r>
             <w:r>
               <w:rPr>
@@ -1469,7 +1469,7 @@
             <w:noProof/>
             <w:webHidden/>
           </w:rPr>
-          <w:t>6</w:t>
+          <w:t>7</w:t>
         </w:r>
         <w:r>
           <w:rPr>
@@ -1540,7 +1540,7 @@
             <w:noProof/>
             <w:webHidden/>
           </w:rPr>
-          <w:t>7</w:t>
+          <w:t>8</w:t>
         </w:r>
         <w:r>
           <w:rPr>
@@ -1805,12 +1805,14 @@
         </w:rPr>
         <w:t xml:space="preserve"> i zaktualizuj pola. Następnie uruchom ten dokument ponownie lub </w:t>
       </w:r>
+      <w:proofErr w:type="spellStart"/>
       <w:r>
         <w:rPr>
           <w:rStyle w:val="inline-code"/>
         </w:rPr>
         <w:t>Ctrl+A</w:t>
       </w:r>
+      <w:proofErr w:type="spellEnd"/>
       <w:r>
         <w:rPr>
           <w:lang w:val="pl-PL"/>
@@ -2084,7 +2086,21 @@
         <w:rPr>
           <w:lang w:val="pl-PL"/>
         </w:rPr>
-        <w:t>wpisy na liście zapisują się do Local Storage</w:t>
+        <w:t xml:space="preserve">wpisy na liście zapisują się do </w:t>
+      </w:r>
+      <w:proofErr w:type="spellStart"/>
+      <w:r>
+        <w:rPr>
+          <w:lang w:val="pl-PL"/>
+        </w:rPr>
+        <w:t>Local</w:t>
+      </w:r>
+      <w:proofErr w:type="spellEnd"/>
+      <w:r>
+        <w:rPr>
+          <w:lang w:val="pl-PL"/>
+        </w:rPr>
+        <w:t xml:space="preserve"> Storage</w:t>
       </w:r>
     </w:p>
     <w:p>
@@ -2102,20 +2118,42 @@
         <w:rPr>
           <w:lang w:val="pl-PL"/>
         </w:rPr>
-        <w:t>po odświeżeniu strony lista wypełnia się wpisami z Local Storage</w:t>
-      </w:r>
-    </w:p>
-    <w:p>
-      <w:pPr>
-        <w:rPr>
-          <w:lang w:val="pl-PL"/>
-        </w:rPr>
-      </w:pPr>
-      <w:r>
-        <w:rPr>
-          <w:lang w:val="pl-PL"/>
-        </w:rPr>
-        <w:t>Mockupy:</w:t>
+        <w:t xml:space="preserve">po odświeżeniu strony lista wypełnia się wpisami z </w:t>
+      </w:r>
+      <w:proofErr w:type="spellStart"/>
+      <w:r>
+        <w:rPr>
+          <w:lang w:val="pl-PL"/>
+        </w:rPr>
+        <w:t>Local</w:t>
+      </w:r>
+      <w:proofErr w:type="spellEnd"/>
+      <w:r>
+        <w:rPr>
+          <w:lang w:val="pl-PL"/>
+        </w:rPr>
+        <w:t xml:space="preserve"> Storage</w:t>
+      </w:r>
+    </w:p>
+    <w:p>
+      <w:pPr>
+        <w:rPr>
+          <w:lang w:val="pl-PL"/>
+        </w:rPr>
+      </w:pPr>
+      <w:proofErr w:type="spellStart"/>
+      <w:r>
+        <w:rPr>
+          <w:lang w:val="pl-PL"/>
+        </w:rPr>
+        <w:t>Mockupy</w:t>
+      </w:r>
+      <w:proofErr w:type="spellEnd"/>
+      <w:r>
+        <w:rPr>
+          <w:lang w:val="pl-PL"/>
+        </w:rPr>
+        <w:t>:</w:t>
       </w:r>
     </w:p>
     <w:p>
@@ -2361,10 +2399,10 @@
           <w:noProof/>
         </w:rPr>
         <w:drawing>
-          <wp:inline distT="0" distB="0" distL="0" distR="0" wp14:anchorId="7BA3B71E" wp14:editId="59FD0D1E">
-            <wp:extent cx="6645910" cy="981075"/>
-            <wp:effectExtent l="0" t="0" r="2540" b="9525"/>
-            <wp:docPr id="795903620" name="Obraz 795903620"/>
+          <wp:inline distT="0" distB="0" distL="0" distR="0" wp14:anchorId="355C4DDA" wp14:editId="004BA532">
+            <wp:extent cx="6645910" cy="1123315"/>
+            <wp:effectExtent l="0" t="0" r="2540" b="635"/>
+            <wp:docPr id="1100988116" name="Obraz 1"/>
             <wp:cNvGraphicFramePr>
               <a:graphicFrameLocks xmlns:a="http://schemas.openxmlformats.org/drawingml/2006/main" noChangeAspect="1"/>
             </wp:cNvGraphicFramePr>
@@ -2372,36 +2410,23 @@
               <a:graphicData uri="http://schemas.openxmlformats.org/drawingml/2006/picture">
                 <pic:pic xmlns:pic="http://schemas.openxmlformats.org/drawingml/2006/picture">
                   <pic:nvPicPr>
-                    <pic:cNvPr id="0" name="Picture 1"/>
-                    <pic:cNvPicPr>
-                      <a:picLocks noChangeAspect="1" noChangeArrowheads="1"/>
-                    </pic:cNvPicPr>
+                    <pic:cNvPr id="1100988116" name=""/>
+                    <pic:cNvPicPr/>
                   </pic:nvPicPr>
                   <pic:blipFill>
-                    <a:blip r:embed="rId14">
-                      <a:extLst>
-                        <a:ext uri="{28A0092B-C50C-407E-A947-70E740481C1C}">
-                          <a14:useLocalDpi xmlns:a14="http://schemas.microsoft.com/office/drawing/2010/main" val="0"/>
-                        </a:ext>
-                      </a:extLst>
-                    </a:blip>
-                    <a:srcRect/>
+                    <a:blip r:embed="rId14"/>
                     <a:stretch>
                       <a:fillRect/>
                     </a:stretch>
                   </pic:blipFill>
-                  <pic:spPr bwMode="auto">
+                  <pic:spPr>
                     <a:xfrm>
                       <a:off x="0" y="0"/>
-                      <a:ext cx="6645910" cy="981075"/>
+                      <a:ext cx="6645910" cy="1123315"/>
                     </a:xfrm>
                     <a:prstGeom prst="rect">
                       <a:avLst/>
                     </a:prstGeom>
-                    <a:noFill/>
-                    <a:ln>
-                      <a:noFill/>
-                    </a:ln>
                   </pic:spPr>
                 </pic:pic>
               </a:graphicData>
@@ -2488,21 +2513,43 @@
         <w:rPr>
           <w:lang w:val="pl-PL"/>
         </w:rPr>
-        <w:t>Klasa Todo</w:t>
+        <w:t xml:space="preserve">Klasa </w:t>
+      </w:r>
+      <w:proofErr w:type="spellStart"/>
+      <w:r>
+        <w:rPr>
+          <w:lang w:val="pl-PL"/>
+        </w:rPr>
+        <w:t>Todo</w:t>
       </w:r>
       <w:bookmarkEnd w:id="9"/>
-    </w:p>
-    <w:p>
-      <w:pPr>
-        <w:rPr>
-          <w:lang w:val="pl-PL"/>
-        </w:rPr>
-      </w:pPr>
-      <w:r>
-        <w:rPr>
-          <w:lang w:val="pl-PL"/>
-        </w:rPr>
-        <w:t>Pierwszym instynktem może być chęć dodania zachowań bezpośrednio do elementów listy</w:t>
+      <w:proofErr w:type="spellEnd"/>
+    </w:p>
+    <w:p>
+      <w:pPr>
+        <w:rPr>
+          <w:lang w:val="pl-PL"/>
+        </w:rPr>
+      </w:pPr>
+      <w:r>
+        <w:rPr>
+          <w:lang w:val="pl-PL"/>
+        </w:rPr>
+        <w:t xml:space="preserve">Pierwszym instynktem może być chęć dodania </w:t>
+      </w:r>
+      <w:proofErr w:type="spellStart"/>
+      <w:r>
+        <w:rPr>
+          <w:lang w:val="pl-PL"/>
+        </w:rPr>
+        <w:t>zachowań</w:t>
+      </w:r>
+      <w:proofErr w:type="spellEnd"/>
+      <w:r>
+        <w:rPr>
+          <w:lang w:val="pl-PL"/>
+        </w:rPr>
+        <w:t xml:space="preserve"> bezpośrednio do elementów listy</w:t>
       </w:r>
       <w:r>
         <w:rPr>
@@ -2546,25 +2593,49 @@
         <w:rPr>
           <w:lang w:val="pl-PL"/>
         </w:rPr>
-        <w:t xml:space="preserve">Najlepszym sposobem rozwiązania tego laboratorium jest utworzenie klasy Todo (albo po prostu obiektu z kilkoma metodami). Bez względu na przyjętą strategię, należy w tym nowoutworzonym bycie utworzyć tablicę </w:t>
-      </w:r>
+        <w:t xml:space="preserve">Najlepszym sposobem rozwiązania tego laboratorium jest utworzenie klasy </w:t>
+      </w:r>
+      <w:proofErr w:type="spellStart"/>
+      <w:r>
+        <w:rPr>
+          <w:lang w:val="pl-PL"/>
+        </w:rPr>
+        <w:t>Todo</w:t>
+      </w:r>
+      <w:proofErr w:type="spellEnd"/>
+      <w:r>
+        <w:rPr>
+          <w:lang w:val="pl-PL"/>
+        </w:rPr>
+        <w:t xml:space="preserve"> (albo po prostu obiektu z kilkoma metodami). Bez względu na przyjętą strategię, należy w tym nowoutworzonym bycie utworzyć tablicę </w:t>
+      </w:r>
+      <w:proofErr w:type="spellStart"/>
       <w:r>
         <w:rPr>
           <w:rStyle w:val="inline-code"/>
         </w:rPr>
         <w:t>tasks</w:t>
       </w:r>
+      <w:proofErr w:type="spellEnd"/>
       <w:r>
         <w:rPr>
           <w:lang w:val="pl-PL"/>
         </w:rPr>
         <w:t xml:space="preserve"> oraz metodę </w:t>
       </w:r>
+      <w:proofErr w:type="spellStart"/>
       <w:r>
         <w:rPr>
           <w:rStyle w:val="inline-code"/>
         </w:rPr>
-        <w:t>draw()</w:t>
+        <w:t>draw</w:t>
+      </w:r>
+      <w:proofErr w:type="spellEnd"/>
+      <w:r>
+        <w:rPr>
+          <w:rStyle w:val="inline-code"/>
+        </w:rPr>
+        <w:t>()</w:t>
       </w:r>
       <w:r>
         <w:rPr>
@@ -2584,12 +2655,14 @@
         </w:rPr>
         <w:t xml:space="preserve"> z obecną wizualizacją zadań do zrobienia i wygeneruje ją na nowo na podstawie tablicy </w:t>
       </w:r>
+      <w:proofErr w:type="spellStart"/>
       <w:r>
         <w:rPr>
           <w:rStyle w:val="inline-code"/>
         </w:rPr>
         <w:t>tasks</w:t>
       </w:r>
+      <w:proofErr w:type="spellEnd"/>
       <w:r>
         <w:rPr>
           <w:lang w:val="pl-PL"/>
@@ -2609,29 +2682,53 @@
         </w:rPr>
         <w:t xml:space="preserve">W celu sprawdzenia poprawności działania, najlepiej dostać się do tablicy </w:t>
       </w:r>
+      <w:proofErr w:type="spellStart"/>
       <w:r>
         <w:rPr>
           <w:rStyle w:val="inline-code"/>
         </w:rPr>
         <w:t>tasks</w:t>
       </w:r>
+      <w:proofErr w:type="spellEnd"/>
       <w:r>
         <w:rPr>
           <w:lang w:val="pl-PL"/>
         </w:rPr>
         <w:t xml:space="preserve"> i edytować jej zawartość, po czym ręcznie wywołać metodę </w:t>
       </w:r>
+      <w:proofErr w:type="spellStart"/>
       <w:r>
         <w:rPr>
           <w:rStyle w:val="inline-code"/>
         </w:rPr>
-        <w:t>draw()</w:t>
-      </w:r>
-      <w:r>
-        <w:rPr>
-          <w:lang w:val="pl-PL"/>
-        </w:rPr>
-        <w:t>. Jeśli zawartość listy wyrenderuje się na nowo poprawnie – możemy iść dalej!</w:t>
+        <w:t>draw</w:t>
+      </w:r>
+      <w:proofErr w:type="spellEnd"/>
+      <w:r>
+        <w:rPr>
+          <w:rStyle w:val="inline-code"/>
+        </w:rPr>
+        <w:t>()</w:t>
+      </w:r>
+      <w:r>
+        <w:rPr>
+          <w:lang w:val="pl-PL"/>
+        </w:rPr>
+        <w:t xml:space="preserve">. Jeśli zawartość listy </w:t>
+      </w:r>
+      <w:proofErr w:type="spellStart"/>
+      <w:r>
+        <w:rPr>
+          <w:lang w:val="pl-PL"/>
+        </w:rPr>
+        <w:t>wyrenderuje</w:t>
+      </w:r>
+      <w:proofErr w:type="spellEnd"/>
+      <w:r>
+        <w:rPr>
+          <w:lang w:val="pl-PL"/>
+        </w:rPr>
+        <w:t xml:space="preserve"> się na nowo poprawnie – możemy iść dalej!</w:t>
       </w:r>
     </w:p>
     <w:p>
@@ -2646,23 +2743,33 @@
         </w:rPr>
         <w:t xml:space="preserve">Zaimplementuj dodawanie, usuwanie, edycję pozycji listy – wszystko modyfikujące tablicę </w:t>
       </w:r>
+      <w:proofErr w:type="spellStart"/>
       <w:r>
         <w:rPr>
           <w:rStyle w:val="inline-code"/>
         </w:rPr>
         <w:t>tasks</w:t>
       </w:r>
+      <w:proofErr w:type="spellEnd"/>
       <w:r>
         <w:rPr>
           <w:lang w:val="pl-PL"/>
         </w:rPr>
         <w:t xml:space="preserve"> i wywołujące na koniec metodę </w:t>
       </w:r>
+      <w:proofErr w:type="spellStart"/>
       <w:r>
         <w:rPr>
           <w:rStyle w:val="inline-code"/>
         </w:rPr>
-        <w:t>draw()</w:t>
+        <w:t>draw</w:t>
+      </w:r>
+      <w:proofErr w:type="spellEnd"/>
+      <w:r>
+        <w:rPr>
+          <w:rStyle w:val="inline-code"/>
+        </w:rPr>
+        <w:t>()</w:t>
       </w:r>
       <w:r>
         <w:rPr>
@@ -2715,10 +2822,10 @@
           <w:noProof/>
         </w:rPr>
         <w:drawing>
-          <wp:inline distT="0" distB="0" distL="0" distR="0" wp14:anchorId="4CDB769E" wp14:editId="3F10E131">
-            <wp:extent cx="6645910" cy="981075"/>
-            <wp:effectExtent l="0" t="0" r="2540" b="9525"/>
-            <wp:docPr id="1191100157" name="Obraz 1191100157"/>
+          <wp:inline distT="0" distB="0" distL="0" distR="0" wp14:anchorId="787B4A8E" wp14:editId="0EAD668C">
+            <wp:extent cx="6645910" cy="1123315"/>
+            <wp:effectExtent l="0" t="0" r="2540" b="635"/>
+            <wp:docPr id="871508907" name="Obraz 1"/>
             <wp:cNvGraphicFramePr>
               <a:graphicFrameLocks xmlns:a="http://schemas.openxmlformats.org/drawingml/2006/main" noChangeAspect="1"/>
             </wp:cNvGraphicFramePr>
@@ -2726,36 +2833,23 @@
               <a:graphicData uri="http://schemas.openxmlformats.org/drawingml/2006/picture">
                 <pic:pic xmlns:pic="http://schemas.openxmlformats.org/drawingml/2006/picture">
                   <pic:nvPicPr>
-                    <pic:cNvPr id="0" name="Picture 1"/>
-                    <pic:cNvPicPr>
-                      <a:picLocks noChangeAspect="1" noChangeArrowheads="1"/>
-                    </pic:cNvPicPr>
+                    <pic:cNvPr id="871508907" name=""/>
+                    <pic:cNvPicPr/>
                   </pic:nvPicPr>
                   <pic:blipFill>
-                    <a:blip r:embed="rId14">
-                      <a:extLst>
-                        <a:ext uri="{28A0092B-C50C-407E-A947-70E740481C1C}">
-                          <a14:useLocalDpi xmlns:a14="http://schemas.microsoft.com/office/drawing/2010/main" val="0"/>
-                        </a:ext>
-                      </a:extLst>
-                    </a:blip>
-                    <a:srcRect/>
+                    <a:blip r:embed="rId14"/>
                     <a:stretch>
                       <a:fillRect/>
                     </a:stretch>
                   </pic:blipFill>
-                  <pic:spPr bwMode="auto">
+                  <pic:spPr>
                     <a:xfrm>
                       <a:off x="0" y="0"/>
-                      <a:ext cx="6645910" cy="981075"/>
+                      <a:ext cx="6645910" cy="1123315"/>
                     </a:xfrm>
                     <a:prstGeom prst="rect">
                       <a:avLst/>
                     </a:prstGeom>
-                    <a:noFill/>
-                    <a:ln>
-                      <a:noFill/>
-                    </a:ln>
                   </pic:spPr>
                 </pic:pic>
               </a:graphicData>
@@ -2785,12 +2879,11 @@
         <w:rPr>
           <w:noProof/>
         </w:rPr>
-        <w:lastRenderedPageBreak/>
         <w:drawing>
-          <wp:inline distT="0" distB="0" distL="0" distR="0" wp14:anchorId="0888121E" wp14:editId="0672A1CE">
-            <wp:extent cx="6645910" cy="981075"/>
-            <wp:effectExtent l="0" t="0" r="2540" b="9525"/>
-            <wp:docPr id="2106864032" name="Obraz 2106864032"/>
+          <wp:inline distT="0" distB="0" distL="0" distR="0" wp14:anchorId="5067BA16" wp14:editId="4927C515">
+            <wp:extent cx="6645910" cy="1313180"/>
+            <wp:effectExtent l="0" t="0" r="2540" b="1270"/>
+            <wp:docPr id="1129255048" name="Obraz 1"/>
             <wp:cNvGraphicFramePr>
               <a:graphicFrameLocks xmlns:a="http://schemas.openxmlformats.org/drawingml/2006/main" noChangeAspect="1"/>
             </wp:cNvGraphicFramePr>
@@ -2798,36 +2891,23 @@
               <a:graphicData uri="http://schemas.openxmlformats.org/drawingml/2006/picture">
                 <pic:pic xmlns:pic="http://schemas.openxmlformats.org/drawingml/2006/picture">
                   <pic:nvPicPr>
-                    <pic:cNvPr id="0" name="Picture 1"/>
-                    <pic:cNvPicPr>
-                      <a:picLocks noChangeAspect="1" noChangeArrowheads="1"/>
-                    </pic:cNvPicPr>
+                    <pic:cNvPr id="1129255048" name=""/>
+                    <pic:cNvPicPr/>
                   </pic:nvPicPr>
                   <pic:blipFill>
-                    <a:blip r:embed="rId14">
-                      <a:extLst>
-                        <a:ext uri="{28A0092B-C50C-407E-A947-70E740481C1C}">
-                          <a14:useLocalDpi xmlns:a14="http://schemas.microsoft.com/office/drawing/2010/main" val="0"/>
-                        </a:ext>
-                      </a:extLst>
-                    </a:blip>
-                    <a:srcRect/>
+                    <a:blip r:embed="rId15"/>
                     <a:stretch>
                       <a:fillRect/>
                     </a:stretch>
                   </pic:blipFill>
-                  <pic:spPr bwMode="auto">
+                  <pic:spPr>
                     <a:xfrm>
                       <a:off x="0" y="0"/>
-                      <a:ext cx="6645910" cy="981075"/>
+                      <a:ext cx="6645910" cy="1313180"/>
                     </a:xfrm>
                     <a:prstGeom prst="rect">
                       <a:avLst/>
                     </a:prstGeom>
-                    <a:noFill/>
-                    <a:ln>
-                      <a:noFill/>
-                    </a:ln>
                   </pic:spPr>
                 </pic:pic>
               </a:graphicData>
@@ -2947,10 +3027,10 @@
           <w:noProof/>
         </w:rPr>
         <w:drawing>
-          <wp:inline distT="0" distB="0" distL="0" distR="0" wp14:anchorId="37F02B94" wp14:editId="13C4AB67">
-            <wp:extent cx="6645910" cy="981075"/>
-            <wp:effectExtent l="0" t="0" r="2540" b="9525"/>
-            <wp:docPr id="1607113082" name="Obraz 1607113082"/>
+          <wp:inline distT="0" distB="0" distL="0" distR="0" wp14:anchorId="237B2D1E" wp14:editId="441EAD62">
+            <wp:extent cx="6645910" cy="1313180"/>
+            <wp:effectExtent l="0" t="0" r="2540" b="1270"/>
+            <wp:docPr id="56704674" name="Obraz 1"/>
             <wp:cNvGraphicFramePr>
               <a:graphicFrameLocks xmlns:a="http://schemas.openxmlformats.org/drawingml/2006/main" noChangeAspect="1"/>
             </wp:cNvGraphicFramePr>
@@ -2958,36 +3038,23 @@
               <a:graphicData uri="http://schemas.openxmlformats.org/drawingml/2006/picture">
                 <pic:pic xmlns:pic="http://schemas.openxmlformats.org/drawingml/2006/picture">
                   <pic:nvPicPr>
-                    <pic:cNvPr id="0" name="Picture 1"/>
-                    <pic:cNvPicPr>
-                      <a:picLocks noChangeAspect="1" noChangeArrowheads="1"/>
-                    </pic:cNvPicPr>
+                    <pic:cNvPr id="56704674" name=""/>
+                    <pic:cNvPicPr/>
                   </pic:nvPicPr>
                   <pic:blipFill>
-                    <a:blip r:embed="rId14">
-                      <a:extLst>
-                        <a:ext uri="{28A0092B-C50C-407E-A947-70E740481C1C}">
-                          <a14:useLocalDpi xmlns:a14="http://schemas.microsoft.com/office/drawing/2010/main" val="0"/>
-                        </a:ext>
-                      </a:extLst>
-                    </a:blip>
-                    <a:srcRect/>
+                    <a:blip r:embed="rId16"/>
                     <a:stretch>
                       <a:fillRect/>
                     </a:stretch>
                   </pic:blipFill>
-                  <pic:spPr bwMode="auto">
+                  <pic:spPr>
                     <a:xfrm>
                       <a:off x="0" y="0"/>
-                      <a:ext cx="6645910" cy="981075"/>
+                      <a:ext cx="6645910" cy="1313180"/>
                     </a:xfrm>
                     <a:prstGeom prst="rect">
                       <a:avLst/>
                     </a:prstGeom>
-                    <a:noFill/>
-                    <a:ln>
-                      <a:noFill/>
-                    </a:ln>
                   </pic:spPr>
                 </pic:pic>
               </a:graphicData>
@@ -3018,10 +3085,10 @@
           <w:noProof/>
         </w:rPr>
         <w:drawing>
-          <wp:inline distT="0" distB="0" distL="0" distR="0" wp14:anchorId="7AF051B3" wp14:editId="707B4493">
-            <wp:extent cx="6645910" cy="981075"/>
-            <wp:effectExtent l="0" t="0" r="2540" b="9525"/>
-            <wp:docPr id="448594123" name="Obraz 448594123"/>
+          <wp:inline distT="0" distB="0" distL="0" distR="0" wp14:anchorId="2C7FAEA7" wp14:editId="551D9CB7">
+            <wp:extent cx="6645910" cy="1125220"/>
+            <wp:effectExtent l="0" t="0" r="2540" b="0"/>
+            <wp:docPr id="503938782" name="Obraz 1"/>
             <wp:cNvGraphicFramePr>
               <a:graphicFrameLocks xmlns:a="http://schemas.openxmlformats.org/drawingml/2006/main" noChangeAspect="1"/>
             </wp:cNvGraphicFramePr>
@@ -3029,36 +3096,23 @@
               <a:graphicData uri="http://schemas.openxmlformats.org/drawingml/2006/picture">
                 <pic:pic xmlns:pic="http://schemas.openxmlformats.org/drawingml/2006/picture">
                   <pic:nvPicPr>
-                    <pic:cNvPr id="0" name="Picture 1"/>
-                    <pic:cNvPicPr>
-                      <a:picLocks noChangeAspect="1" noChangeArrowheads="1"/>
-                    </pic:cNvPicPr>
+                    <pic:cNvPr id="503938782" name=""/>
+                    <pic:cNvPicPr/>
                   </pic:nvPicPr>
                   <pic:blipFill>
-                    <a:blip r:embed="rId14">
-                      <a:extLst>
-                        <a:ext uri="{28A0092B-C50C-407E-A947-70E740481C1C}">
-                          <a14:useLocalDpi xmlns:a14="http://schemas.microsoft.com/office/drawing/2010/main" val="0"/>
-                        </a:ext>
-                      </a:extLst>
-                    </a:blip>
-                    <a:srcRect/>
+                    <a:blip r:embed="rId17"/>
                     <a:stretch>
                       <a:fillRect/>
                     </a:stretch>
                   </pic:blipFill>
-                  <pic:spPr bwMode="auto">
+                  <pic:spPr>
                     <a:xfrm>
                       <a:off x="0" y="0"/>
-                      <a:ext cx="6645910" cy="981075"/>
+                      <a:ext cx="6645910" cy="1125220"/>
                     </a:xfrm>
                     <a:prstGeom prst="rect">
                       <a:avLst/>
                     </a:prstGeom>
-                    <a:noFill/>
-                    <a:ln>
-                      <a:noFill/>
-                    </a:ln>
                   </pic:spPr>
                 </pic:pic>
               </a:graphicData>
@@ -3177,11 +3231,12 @@
         <w:rPr>
           <w:noProof/>
         </w:rPr>
+        <w:lastRenderedPageBreak/>
         <w:drawing>
-          <wp:inline distT="0" distB="0" distL="0" distR="0" wp14:anchorId="215DBC2C" wp14:editId="2408B18A">
-            <wp:extent cx="6645910" cy="981075"/>
-            <wp:effectExtent l="0" t="0" r="2540" b="9525"/>
-            <wp:docPr id="704537567" name="Obraz 704537567"/>
+          <wp:inline distT="0" distB="0" distL="0" distR="0" wp14:anchorId="4D5B8DE4" wp14:editId="60DB3808">
+            <wp:extent cx="6645910" cy="1125220"/>
+            <wp:effectExtent l="0" t="0" r="2540" b="0"/>
+            <wp:docPr id="1611310319" name="Obraz 1"/>
             <wp:cNvGraphicFramePr>
               <a:graphicFrameLocks xmlns:a="http://schemas.openxmlformats.org/drawingml/2006/main" noChangeAspect="1"/>
             </wp:cNvGraphicFramePr>
@@ -3189,36 +3244,23 @@
               <a:graphicData uri="http://schemas.openxmlformats.org/drawingml/2006/picture">
                 <pic:pic xmlns:pic="http://schemas.openxmlformats.org/drawingml/2006/picture">
                   <pic:nvPicPr>
-                    <pic:cNvPr id="0" name="Picture 1"/>
-                    <pic:cNvPicPr>
-                      <a:picLocks noChangeAspect="1" noChangeArrowheads="1"/>
-                    </pic:cNvPicPr>
+                    <pic:cNvPr id="1611310319" name=""/>
+                    <pic:cNvPicPr/>
                   </pic:nvPicPr>
                   <pic:blipFill>
-                    <a:blip r:embed="rId14">
-                      <a:extLst>
-                        <a:ext uri="{28A0092B-C50C-407E-A947-70E740481C1C}">
-                          <a14:useLocalDpi xmlns:a14="http://schemas.microsoft.com/office/drawing/2010/main" val="0"/>
-                        </a:ext>
-                      </a:extLst>
-                    </a:blip>
-                    <a:srcRect/>
+                    <a:blip r:embed="rId17"/>
                     <a:stretch>
                       <a:fillRect/>
                     </a:stretch>
                   </pic:blipFill>
-                  <pic:spPr bwMode="auto">
+                  <pic:spPr>
                     <a:xfrm>
                       <a:off x="0" y="0"/>
-                      <a:ext cx="6645910" cy="981075"/>
+                      <a:ext cx="6645910" cy="1125220"/>
                     </a:xfrm>
                     <a:prstGeom prst="rect">
                       <a:avLst/>
                     </a:prstGeom>
-                    <a:noFill/>
-                    <a:ln>
-                      <a:noFill/>
-                    </a:ln>
                   </pic:spPr>
                 </pic:pic>
               </a:graphicData>
@@ -3248,12 +3290,11 @@
         <w:rPr>
           <w:noProof/>
         </w:rPr>
-        <w:lastRenderedPageBreak/>
         <w:drawing>
-          <wp:inline distT="0" distB="0" distL="0" distR="0" wp14:anchorId="7C8FAE88" wp14:editId="2F278879">
-            <wp:extent cx="6645910" cy="981075"/>
-            <wp:effectExtent l="0" t="0" r="2540" b="9525"/>
-            <wp:docPr id="885105259" name="Obraz 885105259"/>
+          <wp:inline distT="0" distB="0" distL="0" distR="0" wp14:anchorId="1261B1F0" wp14:editId="65C43082">
+            <wp:extent cx="6645910" cy="1130935"/>
+            <wp:effectExtent l="0" t="0" r="2540" b="0"/>
+            <wp:docPr id="309286052" name="Obraz 1"/>
             <wp:cNvGraphicFramePr>
               <a:graphicFrameLocks xmlns:a="http://schemas.openxmlformats.org/drawingml/2006/main" noChangeAspect="1"/>
             </wp:cNvGraphicFramePr>
@@ -3261,36 +3302,23 @@
               <a:graphicData uri="http://schemas.openxmlformats.org/drawingml/2006/picture">
                 <pic:pic xmlns:pic="http://schemas.openxmlformats.org/drawingml/2006/picture">
                   <pic:nvPicPr>
-                    <pic:cNvPr id="0" name="Picture 1"/>
-                    <pic:cNvPicPr>
-                      <a:picLocks noChangeAspect="1" noChangeArrowheads="1"/>
-                    </pic:cNvPicPr>
+                    <pic:cNvPr id="309286052" name=""/>
+                    <pic:cNvPicPr/>
                   </pic:nvPicPr>
                   <pic:blipFill>
-                    <a:blip r:embed="rId14">
-                      <a:extLst>
-                        <a:ext uri="{28A0092B-C50C-407E-A947-70E740481C1C}">
-                          <a14:useLocalDpi xmlns:a14="http://schemas.microsoft.com/office/drawing/2010/main" val="0"/>
-                        </a:ext>
-                      </a:extLst>
-                    </a:blip>
-                    <a:srcRect/>
+                    <a:blip r:embed="rId18"/>
                     <a:stretch>
                       <a:fillRect/>
                     </a:stretch>
                   </pic:blipFill>
-                  <pic:spPr bwMode="auto">
+                  <pic:spPr>
                     <a:xfrm>
                       <a:off x="0" y="0"/>
-                      <a:ext cx="6645910" cy="981075"/>
+                      <a:ext cx="6645910" cy="1130935"/>
                     </a:xfrm>
                     <a:prstGeom prst="rect">
                       <a:avLst/>
                     </a:prstGeom>
-                    <a:noFill/>
-                    <a:ln>
-                      <a:noFill/>
-                    </a:ln>
                   </pic:spPr>
                 </pic:pic>
               </a:graphicData>
@@ -3298,33 +3326,15 @@
           </wp:inline>
         </w:drawing>
       </w:r>
-    </w:p>
-    <w:p>
-      <w:pPr>
-        <w:pStyle w:val="Zadanie"/>
-      </w:pPr>
-    </w:p>
-    <w:p>
-      <w:pPr>
-        <w:pStyle w:val="Zadanie"/>
-      </w:pPr>
-      <w:r>
-        <w:t>Wstaw zrzut ekranu listy po edycji zadania i daty. Upewnij się, że dane się zapisały i zadanie jest zmienione:</w:t>
-      </w:r>
-    </w:p>
-    <w:p>
-      <w:pPr>
-        <w:pStyle w:val="Zadanie"/>
-      </w:pPr>
       <w:r>
         <w:rPr>
           <w:noProof/>
         </w:rPr>
         <w:drawing>
-          <wp:inline distT="0" distB="0" distL="0" distR="0" wp14:anchorId="590D1837" wp14:editId="6666EADE">
-            <wp:extent cx="6645910" cy="981075"/>
-            <wp:effectExtent l="0" t="0" r="2540" b="9525"/>
-            <wp:docPr id="1757405639" name="Obraz 1757405639"/>
+          <wp:inline distT="0" distB="0" distL="0" distR="0" wp14:anchorId="6ACB561D" wp14:editId="0C41066B">
+            <wp:extent cx="6645910" cy="1089660"/>
+            <wp:effectExtent l="0" t="0" r="2540" b="0"/>
+            <wp:docPr id="901823445" name="Obraz 1"/>
             <wp:cNvGraphicFramePr>
               <a:graphicFrameLocks xmlns:a="http://schemas.openxmlformats.org/drawingml/2006/main" noChangeAspect="1"/>
             </wp:cNvGraphicFramePr>
@@ -3332,36 +3342,81 @@
               <a:graphicData uri="http://schemas.openxmlformats.org/drawingml/2006/picture">
                 <pic:pic xmlns:pic="http://schemas.openxmlformats.org/drawingml/2006/picture">
                   <pic:nvPicPr>
-                    <pic:cNvPr id="0" name="Picture 1"/>
-                    <pic:cNvPicPr>
-                      <a:picLocks noChangeAspect="1" noChangeArrowheads="1"/>
-                    </pic:cNvPicPr>
+                    <pic:cNvPr id="901823445" name=""/>
+                    <pic:cNvPicPr/>
                   </pic:nvPicPr>
                   <pic:blipFill>
-                    <a:blip r:embed="rId14">
-                      <a:extLst>
-                        <a:ext uri="{28A0092B-C50C-407E-A947-70E740481C1C}">
-                          <a14:useLocalDpi xmlns:a14="http://schemas.microsoft.com/office/drawing/2010/main" val="0"/>
-                        </a:ext>
-                      </a:extLst>
-                    </a:blip>
-                    <a:srcRect/>
+                    <a:blip r:embed="rId19"/>
                     <a:stretch>
                       <a:fillRect/>
                     </a:stretch>
                   </pic:blipFill>
-                  <pic:spPr bwMode="auto">
+                  <pic:spPr>
                     <a:xfrm>
                       <a:off x="0" y="0"/>
-                      <a:ext cx="6645910" cy="981075"/>
+                      <a:ext cx="6645910" cy="1089660"/>
                     </a:xfrm>
                     <a:prstGeom prst="rect">
                       <a:avLst/>
                     </a:prstGeom>
-                    <a:noFill/>
-                    <a:ln>
-                      <a:noFill/>
-                    </a:ln>
+                  </pic:spPr>
+                </pic:pic>
+              </a:graphicData>
+            </a:graphic>
+          </wp:inline>
+        </w:drawing>
+      </w:r>
+    </w:p>
+    <w:p>
+      <w:pPr>
+        <w:pStyle w:val="Zadanie"/>
+      </w:pPr>
+    </w:p>
+    <w:p>
+      <w:pPr>
+        <w:pStyle w:val="Zadanie"/>
+      </w:pPr>
+      <w:r>
+        <w:t>Wstaw zrzut ekranu listy po edycji zadania i daty. Upewnij się, że dane się zapisały i zadanie jest zmienione:</w:t>
+      </w:r>
+    </w:p>
+    <w:p>
+      <w:pPr>
+        <w:pStyle w:val="Zadanie"/>
+      </w:pPr>
+      <w:r>
+        <w:rPr>
+          <w:noProof/>
+        </w:rPr>
+        <w:drawing>
+          <wp:inline distT="0" distB="0" distL="0" distR="0" wp14:anchorId="04316521" wp14:editId="70A8A762">
+            <wp:extent cx="6645910" cy="1127125"/>
+            <wp:effectExtent l="0" t="0" r="2540" b="0"/>
+            <wp:docPr id="539559613" name="Obraz 1"/>
+            <wp:cNvGraphicFramePr>
+              <a:graphicFrameLocks xmlns:a="http://schemas.openxmlformats.org/drawingml/2006/main" noChangeAspect="1"/>
+            </wp:cNvGraphicFramePr>
+            <a:graphic xmlns:a="http://schemas.openxmlformats.org/drawingml/2006/main">
+              <a:graphicData uri="http://schemas.openxmlformats.org/drawingml/2006/picture">
+                <pic:pic xmlns:pic="http://schemas.openxmlformats.org/drawingml/2006/picture">
+                  <pic:nvPicPr>
+                    <pic:cNvPr id="539559613" name=""/>
+                    <pic:cNvPicPr/>
+                  </pic:nvPicPr>
+                  <pic:blipFill>
+                    <a:blip r:embed="rId20"/>
+                    <a:stretch>
+                      <a:fillRect/>
+                    </a:stretch>
+                  </pic:blipFill>
+                  <pic:spPr>
+                    <a:xfrm>
+                      <a:off x="0" y="0"/>
+                      <a:ext cx="6645910" cy="1127125"/>
+                    </a:xfrm>
+                    <a:prstGeom prst="rect">
+                      <a:avLst/>
+                    </a:prstGeom>
                   </pic:spPr>
                 </pic:pic>
               </a:graphicData>
@@ -3449,21 +3504,99 @@
         <w:rPr>
           <w:lang w:val="pl-PL"/>
         </w:rPr>
-        <w:t>Odczyt / Zapis LocalStorage</w:t>
+        <w:t xml:space="preserve">Odczyt / Zapis </w:t>
+      </w:r>
+      <w:proofErr w:type="spellStart"/>
+      <w:r>
+        <w:rPr>
+          <w:lang w:val="pl-PL"/>
+        </w:rPr>
+        <w:t>LocalStorage</w:t>
       </w:r>
       <w:bookmarkEnd w:id="13"/>
-    </w:p>
-    <w:p>
-      <w:pPr>
-        <w:rPr>
-          <w:lang w:val="pl-PL"/>
-        </w:rPr>
-      </w:pPr>
-      <w:r>
-        <w:rPr>
-          <w:lang w:val="pl-PL"/>
-        </w:rPr>
-        <w:t>Zastosowanie klasy Todo w realizacji tego laboratorium pozwala w bardzo łatwy sposób odczytywać i zapisywać stan listy do pamięci przeglądarki. Wystarczy serializacja / deserializacja za pomocą JSON.parse() i JSON.stringify().</w:t>
+      <w:proofErr w:type="spellEnd"/>
+    </w:p>
+    <w:p>
+      <w:pPr>
+        <w:rPr>
+          <w:lang w:val="pl-PL"/>
+        </w:rPr>
+      </w:pPr>
+      <w:r>
+        <w:rPr>
+          <w:lang w:val="pl-PL"/>
+        </w:rPr>
+        <w:t xml:space="preserve">Zastosowanie klasy </w:t>
+      </w:r>
+      <w:proofErr w:type="spellStart"/>
+      <w:r>
+        <w:rPr>
+          <w:lang w:val="pl-PL"/>
+        </w:rPr>
+        <w:t>Todo</w:t>
+      </w:r>
+      <w:proofErr w:type="spellEnd"/>
+      <w:r>
+        <w:rPr>
+          <w:lang w:val="pl-PL"/>
+        </w:rPr>
+        <w:t xml:space="preserve"> w realizacji tego laboratorium pozwala w bardzo łatwy sposób odczytywać i zapisywać stan listy do pamięci przeglądarki. Wystarczy </w:t>
+      </w:r>
+      <w:proofErr w:type="spellStart"/>
+      <w:r>
+        <w:rPr>
+          <w:lang w:val="pl-PL"/>
+        </w:rPr>
+        <w:t>serializacja</w:t>
+      </w:r>
+      <w:proofErr w:type="spellEnd"/>
+      <w:r>
+        <w:rPr>
+          <w:lang w:val="pl-PL"/>
+        </w:rPr>
+        <w:t xml:space="preserve"> / </w:t>
+      </w:r>
+      <w:proofErr w:type="spellStart"/>
+      <w:r>
+        <w:rPr>
+          <w:lang w:val="pl-PL"/>
+        </w:rPr>
+        <w:t>deserializacja</w:t>
+      </w:r>
+      <w:proofErr w:type="spellEnd"/>
+      <w:r>
+        <w:rPr>
+          <w:lang w:val="pl-PL"/>
+        </w:rPr>
+        <w:t xml:space="preserve"> za pomocą </w:t>
+      </w:r>
+      <w:proofErr w:type="spellStart"/>
+      <w:r>
+        <w:rPr>
+          <w:lang w:val="pl-PL"/>
+        </w:rPr>
+        <w:t>JSON.parse</w:t>
+      </w:r>
+      <w:proofErr w:type="spellEnd"/>
+      <w:r>
+        <w:rPr>
+          <w:lang w:val="pl-PL"/>
+        </w:rPr>
+        <w:t xml:space="preserve">() i </w:t>
+      </w:r>
+      <w:proofErr w:type="spellStart"/>
+      <w:r>
+        <w:rPr>
+          <w:lang w:val="pl-PL"/>
+        </w:rPr>
+        <w:t>JSON.stringify</w:t>
+      </w:r>
+      <w:proofErr w:type="spellEnd"/>
+      <w:r>
+        <w:rPr>
+          <w:lang w:val="pl-PL"/>
+        </w:rPr>
+        <w:t>().</w:t>
       </w:r>
     </w:p>
     <w:p>
@@ -3471,7 +3604,23 @@
         <w:pStyle w:val="Zadanie"/>
       </w:pPr>
       <w:r>
-        <w:t>Wstaw zrzuty ekranu przedstawiające wygląd listy i zawartość local storage gdy na liście są pewne zadania:</w:t>
+        <w:t xml:space="preserve">Wstaw zrzuty ekranu przedstawiające wygląd listy i zawartość </w:t>
+      </w:r>
+      <w:proofErr w:type="spellStart"/>
+      <w:r>
+        <w:t>local</w:t>
+      </w:r>
+      <w:proofErr w:type="spellEnd"/>
+      <w:r>
+        <w:t xml:space="preserve"> </w:t>
+      </w:r>
+      <w:proofErr w:type="spellStart"/>
+      <w:r>
+        <w:t>storage</w:t>
+      </w:r>
+      <w:proofErr w:type="spellEnd"/>
+      <w:r>
+        <w:t xml:space="preserve"> gdy na liście są pewne zadania:</w:t>
       </w:r>
     </w:p>
     <w:p>
@@ -3487,11 +3636,12 @@
         <w:rPr>
           <w:noProof/>
         </w:rPr>
+        <w:lastRenderedPageBreak/>
         <w:drawing>
-          <wp:inline distT="0" distB="0" distL="0" distR="0" wp14:anchorId="03C5A0E7" wp14:editId="36E9DEDB">
-            <wp:extent cx="3803650" cy="981075"/>
-            <wp:effectExtent l="0" t="0" r="6350" b="9525"/>
-            <wp:docPr id="539446585" name="Obraz 539446585"/>
+          <wp:inline distT="0" distB="0" distL="0" distR="0" wp14:anchorId="45ED4858" wp14:editId="6F956C54">
+            <wp:extent cx="6645910" cy="1285875"/>
+            <wp:effectExtent l="0" t="0" r="2540" b="9525"/>
+            <wp:docPr id="453732003" name="Obraz 1"/>
             <wp:cNvGraphicFramePr>
               <a:graphicFrameLocks xmlns:a="http://schemas.openxmlformats.org/drawingml/2006/main" noChangeAspect="1"/>
             </wp:cNvGraphicFramePr>
@@ -3499,36 +3649,23 @@
               <a:graphicData uri="http://schemas.openxmlformats.org/drawingml/2006/picture">
                 <pic:pic xmlns:pic="http://schemas.openxmlformats.org/drawingml/2006/picture">
                   <pic:nvPicPr>
-                    <pic:cNvPr id="0" name="Picture 1"/>
-                    <pic:cNvPicPr>
-                      <a:picLocks noChangeAspect="1" noChangeArrowheads="1"/>
-                    </pic:cNvPicPr>
+                    <pic:cNvPr id="453732003" name=""/>
+                    <pic:cNvPicPr/>
                   </pic:nvPicPr>
                   <pic:blipFill>
-                    <a:blip r:embed="rId14">
-                      <a:extLst>
-                        <a:ext uri="{28A0092B-C50C-407E-A947-70E740481C1C}">
-                          <a14:useLocalDpi xmlns:a14="http://schemas.microsoft.com/office/drawing/2010/main" val="0"/>
-                        </a:ext>
-                      </a:extLst>
-                    </a:blip>
-                    <a:srcRect/>
+                    <a:blip r:embed="rId21"/>
                     <a:stretch>
                       <a:fillRect/>
                     </a:stretch>
                   </pic:blipFill>
-                  <pic:spPr bwMode="auto">
+                  <pic:spPr>
                     <a:xfrm>
                       <a:off x="0" y="0"/>
-                      <a:ext cx="3803650" cy="981075"/>
+                      <a:ext cx="6645910" cy="1285875"/>
                     </a:xfrm>
                     <a:prstGeom prst="rect">
                       <a:avLst/>
                     </a:prstGeom>
-                    <a:noFill/>
-                    <a:ln>
-                      <a:noFill/>
-                    </a:ln>
                   </pic:spPr>
                 </pic:pic>
               </a:graphicData>
@@ -3544,10 +3681,10 @@
           <w:noProof/>
         </w:rPr>
         <w:drawing>
-          <wp:inline distT="0" distB="0" distL="0" distR="0" wp14:anchorId="194F09CF" wp14:editId="47359D5F">
-            <wp:extent cx="2705100" cy="981075"/>
-            <wp:effectExtent l="0" t="0" r="0" b="9525"/>
-            <wp:docPr id="762983165" name="Obraz 762983165"/>
+          <wp:inline distT="0" distB="0" distL="0" distR="0" wp14:anchorId="5B8700D5" wp14:editId="7CDC2AAC">
+            <wp:extent cx="6589814" cy="1400175"/>
+            <wp:effectExtent l="0" t="0" r="1905" b="0"/>
+            <wp:docPr id="1207564200" name="Obraz 1"/>
             <wp:cNvGraphicFramePr>
               <a:graphicFrameLocks xmlns:a="http://schemas.openxmlformats.org/drawingml/2006/main" noChangeAspect="1"/>
             </wp:cNvGraphicFramePr>
@@ -3555,36 +3692,23 @@
               <a:graphicData uri="http://schemas.openxmlformats.org/drawingml/2006/picture">
                 <pic:pic xmlns:pic="http://schemas.openxmlformats.org/drawingml/2006/picture">
                   <pic:nvPicPr>
-                    <pic:cNvPr id="0" name="Picture 1"/>
-                    <pic:cNvPicPr>
-                      <a:picLocks noChangeAspect="1" noChangeArrowheads="1"/>
-                    </pic:cNvPicPr>
+                    <pic:cNvPr id="1207564200" name=""/>
+                    <pic:cNvPicPr/>
                   </pic:nvPicPr>
                   <pic:blipFill>
-                    <a:blip r:embed="rId14">
-                      <a:extLst>
-                        <a:ext uri="{28A0092B-C50C-407E-A947-70E740481C1C}">
-                          <a14:useLocalDpi xmlns:a14="http://schemas.microsoft.com/office/drawing/2010/main" val="0"/>
-                        </a:ext>
-                      </a:extLst>
-                    </a:blip>
-                    <a:srcRect/>
+                    <a:blip r:embed="rId22"/>
                     <a:stretch>
                       <a:fillRect/>
                     </a:stretch>
                   </pic:blipFill>
-                  <pic:spPr bwMode="auto">
+                  <pic:spPr>
                     <a:xfrm>
                       <a:off x="0" y="0"/>
-                      <a:ext cx="2705100" cy="981075"/>
+                      <a:ext cx="6629203" cy="1408544"/>
                     </a:xfrm>
                     <a:prstGeom prst="rect">
                       <a:avLst/>
                     </a:prstGeom>
-                    <a:noFill/>
-                    <a:ln>
-                      <a:noFill/>
-                    </a:ln>
                   </pic:spPr>
                 </pic:pic>
               </a:graphicData>
@@ -3603,7 +3727,39 @@
         <w:pStyle w:val="Zadanie"/>
       </w:pPr>
       <w:r>
-        <w:t>Wstaw zrzuty ekranu przedstawiające wygląd listy i zawartość local storage po dodaniu nowej pozycji listy. Upewnij się, że widoczne w local storage są dane dotyczące nowego zadania:</w:t>
+        <w:t xml:space="preserve">Wstaw zrzuty ekranu przedstawiające wygląd listy i zawartość </w:t>
+      </w:r>
+      <w:proofErr w:type="spellStart"/>
+      <w:r>
+        <w:t>local</w:t>
+      </w:r>
+      <w:proofErr w:type="spellEnd"/>
+      <w:r>
+        <w:t xml:space="preserve"> </w:t>
+      </w:r>
+      <w:proofErr w:type="spellStart"/>
+      <w:r>
+        <w:t>storage</w:t>
+      </w:r>
+      <w:proofErr w:type="spellEnd"/>
+      <w:r>
+        <w:t xml:space="preserve"> po dodaniu nowej pozycji listy. Upewnij się, że widoczne w </w:t>
+      </w:r>
+      <w:proofErr w:type="spellStart"/>
+      <w:r>
+        <w:t>local</w:t>
+      </w:r>
+      <w:proofErr w:type="spellEnd"/>
+      <w:r>
+        <w:t xml:space="preserve"> </w:t>
+      </w:r>
+      <w:proofErr w:type="spellStart"/>
+      <w:r>
+        <w:t>storage</w:t>
+      </w:r>
+      <w:proofErr w:type="spellEnd"/>
+      <w:r>
+        <w:t xml:space="preserve"> są dane dotyczące nowego zadania:</w:t>
       </w:r>
     </w:p>
     <w:p>
@@ -3620,10 +3776,10 @@
           <w:noProof/>
         </w:rPr>
         <w:drawing>
-          <wp:inline distT="0" distB="0" distL="0" distR="0" wp14:anchorId="15BF790C" wp14:editId="6D938E4F">
-            <wp:extent cx="3803650" cy="981075"/>
-            <wp:effectExtent l="0" t="0" r="6350" b="9525"/>
-            <wp:docPr id="1742050848" name="Obraz 1742050848"/>
+          <wp:inline distT="0" distB="0" distL="0" distR="0" wp14:anchorId="0287C0DC" wp14:editId="0746E7C9">
+            <wp:extent cx="6645910" cy="1544320"/>
+            <wp:effectExtent l="0" t="0" r="2540" b="0"/>
+            <wp:docPr id="862191563" name="Obraz 1"/>
             <wp:cNvGraphicFramePr>
               <a:graphicFrameLocks xmlns:a="http://schemas.openxmlformats.org/drawingml/2006/main" noChangeAspect="1"/>
             </wp:cNvGraphicFramePr>
@@ -3631,36 +3787,23 @@
               <a:graphicData uri="http://schemas.openxmlformats.org/drawingml/2006/picture">
                 <pic:pic xmlns:pic="http://schemas.openxmlformats.org/drawingml/2006/picture">
                   <pic:nvPicPr>
-                    <pic:cNvPr id="0" name="Picture 1"/>
-                    <pic:cNvPicPr>
-                      <a:picLocks noChangeAspect="1" noChangeArrowheads="1"/>
-                    </pic:cNvPicPr>
+                    <pic:cNvPr id="862191563" name=""/>
+                    <pic:cNvPicPr/>
                   </pic:nvPicPr>
                   <pic:blipFill>
-                    <a:blip r:embed="rId14">
-                      <a:extLst>
-                        <a:ext uri="{28A0092B-C50C-407E-A947-70E740481C1C}">
-                          <a14:useLocalDpi xmlns:a14="http://schemas.microsoft.com/office/drawing/2010/main" val="0"/>
-                        </a:ext>
-                      </a:extLst>
-                    </a:blip>
-                    <a:srcRect/>
+                    <a:blip r:embed="rId23"/>
                     <a:stretch>
                       <a:fillRect/>
                     </a:stretch>
                   </pic:blipFill>
-                  <pic:spPr bwMode="auto">
+                  <pic:spPr>
                     <a:xfrm>
                       <a:off x="0" y="0"/>
-                      <a:ext cx="3803650" cy="981075"/>
+                      <a:ext cx="6645910" cy="1544320"/>
                     </a:xfrm>
                     <a:prstGeom prst="rect">
                       <a:avLst/>
                     </a:prstGeom>
-                    <a:noFill/>
-                    <a:ln>
-                      <a:noFill/>
-                    </a:ln>
                   </pic:spPr>
                 </pic:pic>
               </a:graphicData>
@@ -3676,10 +3819,10 @@
           <w:noProof/>
         </w:rPr>
         <w:drawing>
-          <wp:inline distT="0" distB="0" distL="0" distR="0" wp14:anchorId="50C75B71" wp14:editId="0B0BE9E0">
-            <wp:extent cx="2705100" cy="981075"/>
-            <wp:effectExtent l="0" t="0" r="0" b="9525"/>
-            <wp:docPr id="335608957" name="Obraz 335608957"/>
+          <wp:inline distT="0" distB="0" distL="0" distR="0" wp14:anchorId="594BD1A8" wp14:editId="37D12BAB">
+            <wp:extent cx="6627630" cy="1676400"/>
+            <wp:effectExtent l="0" t="0" r="1905" b="0"/>
+            <wp:docPr id="1717120963" name="Obraz 1"/>
             <wp:cNvGraphicFramePr>
               <a:graphicFrameLocks xmlns:a="http://schemas.openxmlformats.org/drawingml/2006/main" noChangeAspect="1"/>
             </wp:cNvGraphicFramePr>
@@ -3687,36 +3830,23 @@
               <a:graphicData uri="http://schemas.openxmlformats.org/drawingml/2006/picture">
                 <pic:pic xmlns:pic="http://schemas.openxmlformats.org/drawingml/2006/picture">
                   <pic:nvPicPr>
-                    <pic:cNvPr id="0" name="Picture 1"/>
-                    <pic:cNvPicPr>
-                      <a:picLocks noChangeAspect="1" noChangeArrowheads="1"/>
-                    </pic:cNvPicPr>
+                    <pic:cNvPr id="1717120963" name=""/>
+                    <pic:cNvPicPr/>
                   </pic:nvPicPr>
                   <pic:blipFill>
-                    <a:blip r:embed="rId14">
-                      <a:extLst>
-                        <a:ext uri="{28A0092B-C50C-407E-A947-70E740481C1C}">
-                          <a14:useLocalDpi xmlns:a14="http://schemas.microsoft.com/office/drawing/2010/main" val="0"/>
-                        </a:ext>
-                      </a:extLst>
-                    </a:blip>
-                    <a:srcRect/>
+                    <a:blip r:embed="rId24"/>
                     <a:stretch>
                       <a:fillRect/>
                     </a:stretch>
                   </pic:blipFill>
-                  <pic:spPr bwMode="auto">
+                  <pic:spPr>
                     <a:xfrm>
                       <a:off x="0" y="0"/>
-                      <a:ext cx="2705100" cy="981075"/>
+                      <a:ext cx="6666419" cy="1686211"/>
                     </a:xfrm>
                     <a:prstGeom prst="rect">
                       <a:avLst/>
                     </a:prstGeom>
-                    <a:noFill/>
-                    <a:ln>
-                      <a:noFill/>
-                    </a:ln>
                   </pic:spPr>
                 </pic:pic>
               </a:graphicData>
@@ -3810,116 +3940,144 @@
         <w:rPr>
           <w:lang w:val="pl-PL"/>
         </w:rPr>
+        <w:t>Wyszukiwanie</w:t>
+      </w:r>
+      <w:bookmarkEnd w:id="14"/>
+    </w:p>
+    <w:p>
+      <w:pPr>
+        <w:rPr>
+          <w:lang w:val="pl-PL"/>
+        </w:rPr>
+      </w:pPr>
+      <w:r>
+        <w:rPr>
+          <w:lang w:val="pl-PL"/>
+        </w:rPr>
+        <w:t xml:space="preserve">Na koniec zostało filtrowanie wyników. Proponowanym podejściem do tego tematu jest umieszczenie w klasie </w:t>
+      </w:r>
+      <w:proofErr w:type="spellStart"/>
+      <w:r>
+        <w:rPr>
+          <w:lang w:val="pl-PL"/>
+        </w:rPr>
+        <w:t>Todo</w:t>
+      </w:r>
+      <w:proofErr w:type="spellEnd"/>
+      <w:r>
+        <w:rPr>
+          <w:lang w:val="pl-PL"/>
+        </w:rPr>
+        <w:t xml:space="preserve"> właściwości </w:t>
+      </w:r>
+      <w:r>
+        <w:rPr>
+          <w:rStyle w:val="inline-code"/>
+        </w:rPr>
+        <w:t>term</w:t>
+      </w:r>
+      <w:r>
+        <w:rPr>
+          <w:lang w:val="pl-PL"/>
+        </w:rPr>
+        <w:t xml:space="preserve"> – frazy wyszukiwanej przez użytkownika. Następnie można utworzyć metodę </w:t>
+      </w:r>
+      <w:proofErr w:type="spellStart"/>
+      <w:r>
+        <w:rPr>
+          <w:rStyle w:val="inline-code"/>
+        </w:rPr>
+        <w:t>getFilteredTasks</w:t>
+      </w:r>
+      <w:proofErr w:type="spellEnd"/>
+      <w:r>
+        <w:rPr>
+          <w:lang w:val="pl-PL"/>
+        </w:rPr>
+        <w:t xml:space="preserve">, albo getter </w:t>
+      </w:r>
+      <w:proofErr w:type="spellStart"/>
+      <w:r>
+        <w:rPr>
+          <w:rStyle w:val="inline-code"/>
+        </w:rPr>
+        <w:t>filteredTasks</w:t>
+      </w:r>
+      <w:proofErr w:type="spellEnd"/>
+      <w:r>
+        <w:rPr>
+          <w:lang w:val="pl-PL"/>
+        </w:rPr>
+        <w:t>, która zwracać będzie</w:t>
+      </w:r>
+      <w:r>
+        <w:rPr>
+          <w:lang w:val="pl-PL"/>
+        </w:rPr>
+        <w:t xml:space="preserve"> te elementy tablicy </w:t>
+      </w:r>
+      <w:proofErr w:type="spellStart"/>
+      <w:r>
+        <w:rPr>
+          <w:rStyle w:val="inline-code"/>
+        </w:rPr>
+        <w:t>tasks</w:t>
+      </w:r>
+      <w:proofErr w:type="spellEnd"/>
+      <w:r>
+        <w:rPr>
+          <w:lang w:val="pl-PL"/>
+        </w:rPr>
+        <w:t xml:space="preserve">, które odpowiadają zapytaniu. Można użyć funkcji wyższego rzędu </w:t>
+      </w:r>
+      <w:proofErr w:type="spellStart"/>
+      <w:r>
+        <w:rPr>
+          <w:rStyle w:val="inline-code"/>
+        </w:rPr>
+        <w:t>filter</w:t>
+      </w:r>
+      <w:proofErr w:type="spellEnd"/>
+      <w:r>
+        <w:rPr>
+          <w:rStyle w:val="inline-code"/>
+        </w:rPr>
+        <w:t>()</w:t>
+      </w:r>
+      <w:r>
+        <w:rPr>
+          <w:lang w:val="pl-PL"/>
+        </w:rPr>
+        <w:t>.</w:t>
+      </w:r>
+    </w:p>
+    <w:p>
+      <w:pPr>
+        <w:pStyle w:val="Zadanie"/>
+      </w:pPr>
+      <w:r>
         <w:lastRenderedPageBreak/>
-        <w:t>Wyszukiwanie</w:t>
-      </w:r>
-      <w:bookmarkEnd w:id="14"/>
-    </w:p>
-    <w:p>
-      <w:pPr>
-        <w:rPr>
-          <w:lang w:val="pl-PL"/>
-        </w:rPr>
-      </w:pPr>
-      <w:r>
-        <w:rPr>
-          <w:lang w:val="pl-PL"/>
-        </w:rPr>
-        <w:t xml:space="preserve">Na koniec zostało filtrowanie wyników. Proponowanym podejściem do tego tematu jest umieszczenie w klasie Todo właściwości </w:t>
-      </w:r>
-      <w:r>
-        <w:rPr>
-          <w:rStyle w:val="inline-code"/>
-        </w:rPr>
-        <w:t>term</w:t>
-      </w:r>
-      <w:r>
-        <w:rPr>
-          <w:lang w:val="pl-PL"/>
-        </w:rPr>
-        <w:t xml:space="preserve"> – frazy wyszukiwanej przez użytkownika. Następnie można utworzyć metodę </w:t>
-      </w:r>
-      <w:r>
-        <w:rPr>
-          <w:rStyle w:val="inline-code"/>
-        </w:rPr>
-        <w:t>getFilteredTasks</w:t>
-      </w:r>
-      <w:r>
-        <w:rPr>
-          <w:lang w:val="pl-PL"/>
-        </w:rPr>
-        <w:t xml:space="preserve">, albo getter </w:t>
-      </w:r>
-      <w:r>
-        <w:rPr>
-          <w:rStyle w:val="inline-code"/>
-        </w:rPr>
-        <w:t>filteredTasks</w:t>
-      </w:r>
-      <w:r>
-        <w:rPr>
-          <w:lang w:val="pl-PL"/>
-        </w:rPr>
-        <w:t>, która zwracać będzie</w:t>
-      </w:r>
-      <w:r>
-        <w:rPr>
-          <w:lang w:val="pl-PL"/>
-        </w:rPr>
-        <w:t xml:space="preserve"> te elementy tablicy </w:t>
-      </w:r>
-      <w:r>
-        <w:rPr>
-          <w:rStyle w:val="inline-code"/>
-        </w:rPr>
-        <w:t>tasks</w:t>
-      </w:r>
-      <w:r>
-        <w:rPr>
-          <w:lang w:val="pl-PL"/>
-        </w:rPr>
-        <w:t xml:space="preserve">, które odpowiadają zapytaniu. Można użyć funkcji wyższego rzędu </w:t>
-      </w:r>
-      <w:r>
-        <w:rPr>
-          <w:rStyle w:val="inline-code"/>
-        </w:rPr>
-        <w:t>filter()</w:t>
-      </w:r>
-      <w:r>
-        <w:rPr>
-          <w:lang w:val="pl-PL"/>
-        </w:rPr>
-        <w:t>.</w:t>
+        <w:t>Wstaw zrzut ekranu listy, gdy pole wyszukiwania jest puste:</w:t>
       </w:r>
     </w:p>
     <w:p>
       <w:pPr>
         <w:pStyle w:val="Zadanie"/>
       </w:pPr>
-      <w:r>
-        <w:t>Wstaw zrzut ekranu listy, gdy pole wyszukiwania jest puste:</w:t>
-      </w:r>
     </w:p>
     <w:p>
       <w:pPr>
         <w:pStyle w:val="Zadanie"/>
       </w:pPr>
-    </w:p>
-    <w:p>
-      <w:pPr>
-        <w:pStyle w:val="Zadanie"/>
-      </w:pPr>
       <w:r>
         <w:rPr>
           <w:noProof/>
         </w:rPr>
         <w:drawing>
-          <wp:inline distT="0" distB="0" distL="0" distR="0" wp14:anchorId="718A4AF8" wp14:editId="4D8EAB3E">
-            <wp:extent cx="6645910" cy="981075"/>
-            <wp:effectExtent l="0" t="0" r="2540" b="9525"/>
-            <wp:docPr id="164692492" name="Obraz 164692492"/>
+          <wp:inline distT="0" distB="0" distL="0" distR="0" wp14:anchorId="4841F8D3" wp14:editId="3E3ADA8F">
+            <wp:extent cx="6645910" cy="1544320"/>
+            <wp:effectExtent l="0" t="0" r="2540" b="0"/>
+            <wp:docPr id="536427872" name="Obraz 1"/>
             <wp:cNvGraphicFramePr>
               <a:graphicFrameLocks xmlns:a="http://schemas.openxmlformats.org/drawingml/2006/main" noChangeAspect="1"/>
             </wp:cNvGraphicFramePr>
@@ -3927,36 +4085,23 @@
               <a:graphicData uri="http://schemas.openxmlformats.org/drawingml/2006/picture">
                 <pic:pic xmlns:pic="http://schemas.openxmlformats.org/drawingml/2006/picture">
                   <pic:nvPicPr>
-                    <pic:cNvPr id="0" name="Picture 1"/>
-                    <pic:cNvPicPr>
-                      <a:picLocks noChangeAspect="1" noChangeArrowheads="1"/>
-                    </pic:cNvPicPr>
+                    <pic:cNvPr id="536427872" name=""/>
+                    <pic:cNvPicPr/>
                   </pic:nvPicPr>
                   <pic:blipFill>
-                    <a:blip r:embed="rId14">
-                      <a:extLst>
-                        <a:ext uri="{28A0092B-C50C-407E-A947-70E740481C1C}">
-                          <a14:useLocalDpi xmlns:a14="http://schemas.microsoft.com/office/drawing/2010/main" val="0"/>
-                        </a:ext>
-                      </a:extLst>
-                    </a:blip>
-                    <a:srcRect/>
+                    <a:blip r:embed="rId25"/>
                     <a:stretch>
                       <a:fillRect/>
                     </a:stretch>
                   </pic:blipFill>
-                  <pic:spPr bwMode="auto">
+                  <pic:spPr>
                     <a:xfrm>
                       <a:off x="0" y="0"/>
-                      <a:ext cx="6645910" cy="981075"/>
+                      <a:ext cx="6645910" cy="1544320"/>
                     </a:xfrm>
                     <a:prstGeom prst="rect">
                       <a:avLst/>
                     </a:prstGeom>
-                    <a:noFill/>
-                    <a:ln>
-                      <a:noFill/>
-                    </a:ln>
                   </pic:spPr>
                 </pic:pic>
               </a:graphicData>
@@ -3992,10 +4137,10 @@
           <w:noProof/>
         </w:rPr>
         <w:drawing>
-          <wp:inline distT="0" distB="0" distL="0" distR="0" wp14:anchorId="3C1BBA41" wp14:editId="203B3A03">
-            <wp:extent cx="6645910" cy="981075"/>
-            <wp:effectExtent l="0" t="0" r="2540" b="9525"/>
-            <wp:docPr id="230476778" name="Obraz 230476778"/>
+          <wp:inline distT="0" distB="0" distL="0" distR="0" wp14:anchorId="786E5227" wp14:editId="26C3F7A7">
+            <wp:extent cx="6645910" cy="1311275"/>
+            <wp:effectExtent l="0" t="0" r="2540" b="3175"/>
+            <wp:docPr id="1998511714" name="Obraz 1"/>
             <wp:cNvGraphicFramePr>
               <a:graphicFrameLocks xmlns:a="http://schemas.openxmlformats.org/drawingml/2006/main" noChangeAspect="1"/>
             </wp:cNvGraphicFramePr>
@@ -4003,36 +4148,23 @@
               <a:graphicData uri="http://schemas.openxmlformats.org/drawingml/2006/picture">
                 <pic:pic xmlns:pic="http://schemas.openxmlformats.org/drawingml/2006/picture">
                   <pic:nvPicPr>
-                    <pic:cNvPr id="0" name="Picture 1"/>
-                    <pic:cNvPicPr>
-                      <a:picLocks noChangeAspect="1" noChangeArrowheads="1"/>
-                    </pic:cNvPicPr>
+                    <pic:cNvPr id="1998511714" name=""/>
+                    <pic:cNvPicPr/>
                   </pic:nvPicPr>
                   <pic:blipFill>
-                    <a:blip r:embed="rId14">
-                      <a:extLst>
-                        <a:ext uri="{28A0092B-C50C-407E-A947-70E740481C1C}">
-                          <a14:useLocalDpi xmlns:a14="http://schemas.microsoft.com/office/drawing/2010/main" val="0"/>
-                        </a:ext>
-                      </a:extLst>
-                    </a:blip>
-                    <a:srcRect/>
+                    <a:blip r:embed="rId26"/>
                     <a:stretch>
                       <a:fillRect/>
                     </a:stretch>
                   </pic:blipFill>
-                  <pic:spPr bwMode="auto">
+                  <pic:spPr>
                     <a:xfrm>
                       <a:off x="0" y="0"/>
-                      <a:ext cx="6645910" cy="981075"/>
+                      <a:ext cx="6645910" cy="1311275"/>
                     </a:xfrm>
                     <a:prstGeom prst="rect">
                       <a:avLst/>
                     </a:prstGeom>
-                    <a:noFill/>
-                    <a:ln>
-                      <a:noFill/>
-                    </a:ln>
                   </pic:spPr>
                 </pic:pic>
               </a:graphicData>
@@ -4171,10 +4303,10 @@
           <w:noProof/>
         </w:rPr>
         <w:drawing>
-          <wp:inline distT="0" distB="0" distL="0" distR="0" wp14:anchorId="20ED3A2B" wp14:editId="736D9C24">
-            <wp:extent cx="6645910" cy="981075"/>
-            <wp:effectExtent l="0" t="0" r="2540" b="9525"/>
-            <wp:docPr id="827805346" name="Obraz 827805346"/>
+          <wp:inline distT="0" distB="0" distL="0" distR="0" wp14:anchorId="05050574" wp14:editId="7B18439C">
+            <wp:extent cx="6645910" cy="1066800"/>
+            <wp:effectExtent l="0" t="0" r="2540" b="0"/>
+            <wp:docPr id="2079378111" name="Obraz 1"/>
             <wp:cNvGraphicFramePr>
               <a:graphicFrameLocks xmlns:a="http://schemas.openxmlformats.org/drawingml/2006/main" noChangeAspect="1"/>
             </wp:cNvGraphicFramePr>
@@ -4182,36 +4314,23 @@
               <a:graphicData uri="http://schemas.openxmlformats.org/drawingml/2006/picture">
                 <pic:pic xmlns:pic="http://schemas.openxmlformats.org/drawingml/2006/picture">
                   <pic:nvPicPr>
-                    <pic:cNvPr id="0" name="Picture 1"/>
-                    <pic:cNvPicPr>
-                      <a:picLocks noChangeAspect="1" noChangeArrowheads="1"/>
-                    </pic:cNvPicPr>
+                    <pic:cNvPr id="2079378111" name=""/>
+                    <pic:cNvPicPr/>
                   </pic:nvPicPr>
                   <pic:blipFill>
-                    <a:blip r:embed="rId14">
-                      <a:extLst>
-                        <a:ext uri="{28A0092B-C50C-407E-A947-70E740481C1C}">
-                          <a14:useLocalDpi xmlns:a14="http://schemas.microsoft.com/office/drawing/2010/main" val="0"/>
-                        </a:ext>
-                      </a:extLst>
-                    </a:blip>
-                    <a:srcRect/>
+                    <a:blip r:embed="rId27"/>
                     <a:stretch>
                       <a:fillRect/>
                     </a:stretch>
                   </pic:blipFill>
-                  <pic:spPr bwMode="auto">
+                  <pic:spPr>
                     <a:xfrm>
                       <a:off x="0" y="0"/>
-                      <a:ext cx="6645910" cy="981075"/>
+                      <a:ext cx="6645910" cy="1066800"/>
                     </a:xfrm>
                     <a:prstGeom prst="rect">
                       <a:avLst/>
                     </a:prstGeom>
-                    <a:noFill/>
-                    <a:ln>
-                      <a:noFill/>
-                    </a:ln>
                   </pic:spPr>
                 </pic:pic>
               </a:graphicData>
@@ -4288,7 +4407,15 @@
       <w:bookmarkStart w:id="15" w:name="_Toc146283472"/>
       <w:bookmarkStart w:id="16" w:name="_Toc180046702"/>
       <w:r>
-        <w:t>Commit projektu do GIT</w:t>
+        <w:t xml:space="preserve">Commit </w:t>
+      </w:r>
+      <w:proofErr w:type="spellStart"/>
+      <w:r>
+        <w:t>projektu</w:t>
+      </w:r>
+      <w:proofErr w:type="spellEnd"/>
+      <w:r>
+        <w:t xml:space="preserve"> do GIT</w:t>
       </w:r>
       <w:bookmarkEnd w:id="15"/>
       <w:bookmarkEnd w:id="16"/>
@@ -4299,11 +4426,33 @@
           <w:lang w:val="pl-PL"/>
         </w:rPr>
       </w:pPr>
-      <w:r>
-        <w:rPr>
-          <w:lang w:val="pl-PL"/>
-        </w:rPr>
-        <w:t xml:space="preserve">Zacommituj i pushnij </w:t>
+      <w:proofErr w:type="spellStart"/>
+      <w:r>
+        <w:rPr>
+          <w:lang w:val="pl-PL"/>
+        </w:rPr>
+        <w:t>Zacommituj</w:t>
+      </w:r>
+      <w:proofErr w:type="spellEnd"/>
+      <w:r>
+        <w:rPr>
+          <w:lang w:val="pl-PL"/>
+        </w:rPr>
+        <w:t xml:space="preserve"> i </w:t>
+      </w:r>
+      <w:proofErr w:type="spellStart"/>
+      <w:r>
+        <w:rPr>
+          <w:lang w:val="pl-PL"/>
+        </w:rPr>
+        <w:t>pushnij</w:t>
+      </w:r>
+      <w:proofErr w:type="spellEnd"/>
+      <w:r>
+        <w:rPr>
+          <w:lang w:val="pl-PL"/>
+        </w:rPr>
+        <w:t xml:space="preserve"> </w:t>
       </w:r>
       <w:r>
         <w:rPr>
@@ -4334,7 +4483,21 @@
         <w:rPr>
           <w:lang w:val="pl-PL"/>
         </w:rPr>
-        <w:t xml:space="preserve">obrze się wysłało. Jeśli tak, to z poziomu przeglądarki utwórz branch o nazwie </w:t>
+        <w:t xml:space="preserve">obrze się wysłało. Jeśli tak, to z poziomu przeglądarki utwórz </w:t>
+      </w:r>
+      <w:proofErr w:type="spellStart"/>
+      <w:r>
+        <w:rPr>
+          <w:lang w:val="pl-PL"/>
+        </w:rPr>
+        <w:t>branch</w:t>
+      </w:r>
+      <w:proofErr w:type="spellEnd"/>
+      <w:r>
+        <w:rPr>
+          <w:lang w:val="pl-PL"/>
+        </w:rPr>
+        <w:t xml:space="preserve"> o nazwie </w:t>
       </w:r>
       <w:r>
         <w:rPr>
@@ -4361,7 +4524,15 @@
       </w:pPr>
       <w:r>
         <w:lastRenderedPageBreak/>
-        <w:t xml:space="preserve">Podaj link do brancha </w:t>
+        <w:t xml:space="preserve">Podaj link do </w:t>
+      </w:r>
+      <w:proofErr w:type="spellStart"/>
+      <w:r>
+        <w:t>brancha</w:t>
+      </w:r>
+      <w:proofErr w:type="spellEnd"/>
+      <w:r>
+        <w:t xml:space="preserve"> </w:t>
       </w:r>
       <w:r>
         <w:rPr>
@@ -4394,7 +4565,7 @@
       <w:r>
         <w:t xml:space="preserve">…link, np. </w:t>
       </w:r>
-      <w:hyperlink r:id="rId15" w:history="1">
+      <w:hyperlink r:id="rId28" w:history="1">
         <w:r>
           <w:rPr>
             <w:rStyle w:val="Hipercze"/>
@@ -4473,9 +4644,9 @@
       </w:r>
     </w:p>
     <w:sectPr>
-      <w:headerReference w:type="default" r:id="rId16"/>
-      <w:footerReference w:type="default" r:id="rId17"/>
-      <w:footerReference w:type="first" r:id="rId18"/>
+      <w:headerReference w:type="default" r:id="rId29"/>
+      <w:footerReference w:type="default" r:id="rId30"/>
+      <w:footerReference w:type="first" r:id="rId31"/>
       <w:pgSz w:w="11906" w:h="16838"/>
       <w:pgMar w:top="720" w:right="720" w:bottom="720" w:left="720" w:header="708" w:footer="708" w:gutter="0"/>
       <w:cols w:space="708"/>
@@ -7095,15 +7266,6 @@
 </file>
 
 <file path=customXml/item1.xml><?xml version="1.0" encoding="utf-8"?>
-<?mso-contentType ?>
-<FormTemplates xmlns="http://schemas.microsoft.com/sharepoint/v3/contenttype/forms">
-  <Display>DocumentLibraryForm</Display>
-  <Edit>DocumentLibraryForm</Edit>
-  <New>DocumentLibraryForm</New>
-</FormTemplates>
-</file>
-
-<file path=customXml/item2.xml><?xml version="1.0" encoding="utf-8"?>
 <ct:contentTypeSchema xmlns:ct="http://schemas.microsoft.com/office/2006/metadata/contentType" xmlns:ma="http://schemas.microsoft.com/office/2006/metadata/properties/metaAttributes" ct:_="" ma:_="" ma:contentTypeName="Dokument" ma:contentTypeID="0x0101001BC44405AC7C2C44B8020FC3397C08FA" ma:contentTypeVersion="5" ma:contentTypeDescription="Utwórz nowy dokument." ma:contentTypeScope="" ma:versionID="97cc567c797193b3bdbfde5bbb7e5f24">
   <xsd:schema xmlns:xsd="http://www.w3.org/2001/XMLSchema" xmlns:xs="http://www.w3.org/2001/XMLSchema" xmlns:p="http://schemas.microsoft.com/office/2006/metadata/properties" xmlns:ns2="39eae624-dce2-4ca1-9525-a899f2494d11" targetNamespace="http://schemas.microsoft.com/office/2006/metadata/properties" ma:root="true" ma:fieldsID="441f60f4a0ff9a3b9f81f00754db7456" ns2:_="">
     <xsd:import namespace="39eae624-dce2-4ca1-9525-a899f2494d11"/>
@@ -7253,7 +7415,20 @@
 </ct:contentTypeSchema>
 </file>
 
+<file path=customXml/item2.xml><?xml version="1.0" encoding="utf-8"?>
+<?mso-contentType ?>
+<FormTemplates xmlns="http://schemas.microsoft.com/sharepoint/v3/contenttype/forms">
+  <Display>DocumentLibraryForm</Display>
+  <Edit>DocumentLibraryForm</Edit>
+  <New>DocumentLibraryForm</New>
+</FormTemplates>
+</file>
+
 <file path=customXml/item3.xml><?xml version="1.0" encoding="utf-8"?>
+<b:Sources xmlns:b="http://schemas.openxmlformats.org/officeDocument/2006/bibliography" xmlns="http://schemas.openxmlformats.org/officeDocument/2006/bibliography" SelectedStyle="\APASixthEditionOfficeOnline.xsl" StyleName="APA" Version="6"/>
+</file>
+
+<file path=customXml/item4.xml><?xml version="1.0" encoding="utf-8"?>
 <p:properties xmlns:p="http://schemas.microsoft.com/office/2006/metadata/properties" xmlns:xsi="http://www.w3.org/2001/XMLSchema-instance" xmlns:pc="http://schemas.microsoft.com/office/infopath/2007/PartnerControls">
   <documentManagement>
     <ReferenceId xmlns="39eae624-dce2-4ca1-9525-a899f2494d11" xsi:nil="true"/>
@@ -7261,19 +7436,7 @@
 </p:properties>
 </file>
 
-<file path=customXml/item4.xml><?xml version="1.0" encoding="utf-8"?>
-<b:Sources xmlns:b="http://schemas.openxmlformats.org/officeDocument/2006/bibliography" xmlns="http://schemas.openxmlformats.org/officeDocument/2006/bibliography" SelectedStyle="\APASixthEditionOfficeOnline.xsl" StyleName="APA" Version="6"/>
-</file>
-
 <file path=customXml/itemProps1.xml><?xml version="1.0" encoding="utf-8"?>
-<ds:datastoreItem xmlns:ds="http://schemas.openxmlformats.org/officeDocument/2006/customXml" ds:itemID="{69A94C35-3303-403A-93B2-0F98A513714C}">
-  <ds:schemaRefs>
-    <ds:schemaRef ds:uri="http://schemas.microsoft.com/sharepoint/v3/contenttype/forms"/>
-  </ds:schemaRefs>
-</ds:datastoreItem>
-</file>
-
-<file path=customXml/itemProps2.xml><?xml version="1.0" encoding="utf-8"?>
 <ds:datastoreItem xmlns:ds="http://schemas.openxmlformats.org/officeDocument/2006/customXml" ds:itemID="{E5A7F73A-7BA0-4FCE-9082-20EA4B3EEC5B}">
   <ds:schemaRefs>
     <ds:schemaRef ds:uri="http://schemas.microsoft.com/office/2006/metadata/contentType"/>
@@ -7291,7 +7454,23 @@
 </ds:datastoreItem>
 </file>
 
+<file path=customXml/itemProps2.xml><?xml version="1.0" encoding="utf-8"?>
+<ds:datastoreItem xmlns:ds="http://schemas.openxmlformats.org/officeDocument/2006/customXml" ds:itemID="{69A94C35-3303-403A-93B2-0F98A513714C}">
+  <ds:schemaRefs>
+    <ds:schemaRef ds:uri="http://schemas.microsoft.com/sharepoint/v3/contenttype/forms"/>
+  </ds:schemaRefs>
+</ds:datastoreItem>
+</file>
+
 <file path=customXml/itemProps3.xml><?xml version="1.0" encoding="utf-8"?>
+<ds:datastoreItem xmlns:ds="http://schemas.openxmlformats.org/officeDocument/2006/customXml" ds:itemID="{7D0AD95B-5C2D-47ED-95C0-987634CE19FD}">
+  <ds:schemaRefs>
+    <ds:schemaRef ds:uri="http://schemas.openxmlformats.org/officeDocument/2006/bibliography"/>
+  </ds:schemaRefs>
+</ds:datastoreItem>
+</file>
+
+<file path=customXml/itemProps4.xml><?xml version="1.0" encoding="utf-8"?>
 <ds:datastoreItem xmlns:ds="http://schemas.openxmlformats.org/officeDocument/2006/customXml" ds:itemID="{C6890507-C7E4-486E-9BF3-EA4FBBA7D31E}">
   <ds:schemaRefs>
     <ds:schemaRef ds:uri="http://schemas.microsoft.com/office/2006/metadata/properties"/>
@@ -7299,12 +7478,4 @@
     <ds:schemaRef ds:uri="39eae624-dce2-4ca1-9525-a899f2494d11"/>
   </ds:schemaRefs>
 </ds:datastoreItem>
-</file>
-
-<file path=customXml/itemProps4.xml><?xml version="1.0" encoding="utf-8"?>
-<ds:datastoreItem xmlns:ds="http://schemas.openxmlformats.org/officeDocument/2006/customXml" ds:itemID="{7D0AD95B-5C2D-47ED-95C0-987634CE19FD}">
-  <ds:schemaRefs>
-    <ds:schemaRef ds:uri="http://schemas.openxmlformats.org/officeDocument/2006/bibliography"/>
-  </ds:schemaRefs>
-</ds:datastoreItem>
 </file>